--- a/docs/qms/evidence-2026/QMS_Word/forms__FRM-03_Release_Record.docx
+++ b/docs/qms/evidence-2026/QMS_Word/forms__FRM-03_Release_Record.docx
@@ -17,20 +17,20 @@
     </w:p>
     <w:tbl>
       <w:tblPr>
-        <w:tblW w:w="4397" w:type="dxa"/>
+        <w:tblW w:w="5000" w:type="pct"/>
         <w:jc w:val="left"/>
-        <w:tblInd w:w="0" w:type="dxa"/>
+        <w:tblInd w:w="-7" w:type="dxa"/>
         <w:tblLayout w:type="fixed"/>
         <w:tblCellMar>
-          <w:top w:w="28" w:type="dxa"/>
-          <w:left w:w="28" w:type="dxa"/>
-          <w:bottom w:w="28" w:type="dxa"/>
-          <w:right w:w="28" w:type="dxa"/>
+          <w:top w:w="60" w:type="dxa"/>
+          <w:left w:w="60" w:type="dxa"/>
+          <w:bottom w:w="60" w:type="dxa"/>
+          <w:right w:w="60" w:type="dxa"/>
         </w:tblCellMar>
       </w:tblPr>
       <w:tblGrid>
-        <w:gridCol w:w="1951"/>
-        <w:gridCol w:w="2446"/>
+        <w:gridCol w:w="2606"/>
+        <w:gridCol w:w="8732"/>
       </w:tblGrid>
       <w:tr>
         <w:trPr>
@@ -38,44 +38,60 @@
         </w:trPr>
         <w:tc>
           <w:tcPr>
-            <w:tcW w:w="1951" w:type="dxa"/>
-            <w:tcBorders/>
+            <w:tcW w:w="2606" w:type="dxa"/>
+            <w:tcBorders>
+              <w:top w:val="single" w:sz="6" w:space="0" w:color="BFC7D5"/>
+              <w:left w:val="single" w:sz="6" w:space="0" w:color="BFC7D5"/>
+              <w:bottom w:val="single" w:sz="2" w:space="0" w:color="BFC7D5"/>
+              <w:right w:val="single" w:sz="6" w:space="0" w:color="BFC7D5"/>
+            </w:tcBorders>
+            <w:shd w:fill="1F3A5F" w:val="clear"/>
             <w:vAlign w:val="center"/>
           </w:tcPr>
           <w:p>
             <w:pPr>
               <w:pStyle w:val="TableHeading"/>
-              <w:suppressLineNumbers/>
-              <w:shd w:fill="1F3A5F" w:val="clear"/>
-              <w:bidi w:val="0"/>
-              <w:spacing w:before="0" w:after="283"/>
-              <w:jc w:val="center"/>
-              <w:rPr/>
-            </w:pPr>
-            <w:r>
-              <w:rPr/>
+              <w:bidi w:val="0"/>
+              <w:spacing w:before="0" w:after="283"/>
+              <w:jc w:val="left"/>
+              <w:rPr>
+                <w:color w:val="FFFFFF"/>
+              </w:rPr>
+            </w:pPr>
+            <w:r>
+              <w:rPr>
+                <w:color w:val="FFFFFF"/>
+              </w:rPr>
               <w:t>Field</w:t>
             </w:r>
           </w:p>
         </w:tc>
         <w:tc>
           <w:tcPr>
-            <w:tcW w:w="2446" w:type="dxa"/>
-            <w:tcBorders/>
+            <w:tcW w:w="8732" w:type="dxa"/>
+            <w:tcBorders>
+              <w:top w:val="single" w:sz="6" w:space="0" w:color="BFC7D5"/>
+              <w:left w:val="single" w:sz="2" w:space="0" w:color="BFC7D5"/>
+              <w:bottom w:val="single" w:sz="2" w:space="0" w:color="BFC7D5"/>
+              <w:right w:val="single" w:sz="6" w:space="0" w:color="BFC7D5"/>
+            </w:tcBorders>
+            <w:shd w:fill="1F3A5F" w:val="clear"/>
             <w:vAlign w:val="center"/>
           </w:tcPr>
           <w:p>
             <w:pPr>
               <w:pStyle w:val="TableHeading"/>
-              <w:suppressLineNumbers/>
-              <w:shd w:fill="1F3A5F" w:val="clear"/>
-              <w:bidi w:val="0"/>
-              <w:spacing w:before="0" w:after="283"/>
-              <w:jc w:val="center"/>
-              <w:rPr/>
-            </w:pPr>
-            <w:r>
-              <w:rPr/>
+              <w:bidi w:val="0"/>
+              <w:spacing w:before="0" w:after="283"/>
+              <w:jc w:val="left"/>
+              <w:rPr>
+                <w:color w:val="FFFFFF"/>
+              </w:rPr>
+            </w:pPr>
+            <w:r>
+              <w:rPr>
+                <w:color w:val="FFFFFF"/>
+              </w:rPr>
               <w:t>Value</w:t>
             </w:r>
           </w:p>
@@ -85,8 +101,12 @@
         <w:trPr/>
         <w:tc>
           <w:tcPr>
-            <w:tcW w:w="1951" w:type="dxa"/>
-            <w:tcBorders/>
+            <w:tcW w:w="2606" w:type="dxa"/>
+            <w:tcBorders>
+              <w:left w:val="single" w:sz="6" w:space="0" w:color="BFC7D5"/>
+              <w:bottom w:val="single" w:sz="2" w:space="0" w:color="BFC7D5"/>
+              <w:right w:val="single" w:sz="6" w:space="0" w:color="BFC7D5"/>
+            </w:tcBorders>
             <w:vAlign w:val="center"/>
           </w:tcPr>
           <w:p>
@@ -105,8 +125,12 @@
         </w:tc>
         <w:tc>
           <w:tcPr>
-            <w:tcW w:w="2446" w:type="dxa"/>
-            <w:tcBorders/>
+            <w:tcW w:w="8732" w:type="dxa"/>
+            <w:tcBorders>
+              <w:left w:val="single" w:sz="2" w:space="0" w:color="BFC7D5"/>
+              <w:bottom w:val="single" w:sz="2" w:space="0" w:color="BFC7D5"/>
+              <w:right w:val="single" w:sz="6" w:space="0" w:color="BFC7D5"/>
+            </w:tcBorders>
             <w:vAlign w:val="center"/>
           </w:tcPr>
           <w:p>
@@ -128,8 +152,12 @@
         <w:trPr/>
         <w:tc>
           <w:tcPr>
-            <w:tcW w:w="1951" w:type="dxa"/>
-            <w:tcBorders/>
+            <w:tcW w:w="2606" w:type="dxa"/>
+            <w:tcBorders>
+              <w:left w:val="single" w:sz="6" w:space="0" w:color="BFC7D5"/>
+              <w:bottom w:val="single" w:sz="2" w:space="0" w:color="BFC7D5"/>
+              <w:right w:val="single" w:sz="6" w:space="0" w:color="BFC7D5"/>
+            </w:tcBorders>
             <w:vAlign w:val="center"/>
           </w:tcPr>
           <w:p>
@@ -148,8 +176,12 @@
         </w:tc>
         <w:tc>
           <w:tcPr>
-            <w:tcW w:w="2446" w:type="dxa"/>
-            <w:tcBorders/>
+            <w:tcW w:w="8732" w:type="dxa"/>
+            <w:tcBorders>
+              <w:left w:val="single" w:sz="2" w:space="0" w:color="BFC7D5"/>
+              <w:bottom w:val="single" w:sz="2" w:space="0" w:color="BFC7D5"/>
+              <w:right w:val="single" w:sz="6" w:space="0" w:color="BFC7D5"/>
+            </w:tcBorders>
             <w:vAlign w:val="center"/>
           </w:tcPr>
           <w:p>
@@ -171,8 +203,12 @@
         <w:trPr/>
         <w:tc>
           <w:tcPr>
-            <w:tcW w:w="1951" w:type="dxa"/>
-            <w:tcBorders/>
+            <w:tcW w:w="2606" w:type="dxa"/>
+            <w:tcBorders>
+              <w:left w:val="single" w:sz="6" w:space="0" w:color="BFC7D5"/>
+              <w:bottom w:val="single" w:sz="2" w:space="0" w:color="BFC7D5"/>
+              <w:right w:val="single" w:sz="6" w:space="0" w:color="BFC7D5"/>
+            </w:tcBorders>
             <w:vAlign w:val="center"/>
           </w:tcPr>
           <w:p>
@@ -191,8 +227,12 @@
         </w:tc>
         <w:tc>
           <w:tcPr>
-            <w:tcW w:w="2446" w:type="dxa"/>
-            <w:tcBorders/>
+            <w:tcW w:w="8732" w:type="dxa"/>
+            <w:tcBorders>
+              <w:left w:val="single" w:sz="2" w:space="0" w:color="BFC7D5"/>
+              <w:bottom w:val="single" w:sz="2" w:space="0" w:color="BFC7D5"/>
+              <w:right w:val="single" w:sz="6" w:space="0" w:color="BFC7D5"/>
+            </w:tcBorders>
             <w:vAlign w:val="center"/>
           </w:tcPr>
           <w:p>
@@ -207,7 +247,7 @@
               <w:rPr>
                 <w:rStyle w:val="Strong"/>
               </w:rPr>
-              <w:t>DRAFT — not yet approved</w:t>
+              <w:t>APPROVED</w:t>
             </w:r>
           </w:p>
         </w:tc>
@@ -216,8 +256,12 @@
         <w:trPr/>
         <w:tc>
           <w:tcPr>
-            <w:tcW w:w="1951" w:type="dxa"/>
-            <w:tcBorders/>
+            <w:tcW w:w="2606" w:type="dxa"/>
+            <w:tcBorders>
+              <w:left w:val="single" w:sz="6" w:space="0" w:color="BFC7D5"/>
+              <w:bottom w:val="single" w:sz="2" w:space="0" w:color="BFC7D5"/>
+              <w:right w:val="single" w:sz="6" w:space="0" w:color="BFC7D5"/>
+            </w:tcBorders>
             <w:vAlign w:val="center"/>
           </w:tcPr>
           <w:p>
@@ -236,21 +280,25 @@
         </w:tc>
         <w:tc>
           <w:tcPr>
-            <w:tcW w:w="2446" w:type="dxa"/>
-            <w:tcBorders/>
-            <w:vAlign w:val="center"/>
-          </w:tcPr>
-          <w:p>
-            <w:pPr>
-              <w:pStyle w:val="TableContents"/>
-              <w:bidi w:val="0"/>
-              <w:spacing w:before="0" w:after="283"/>
-              <w:jc w:val="left"/>
-              <w:rPr/>
-            </w:pPr>
-            <w:r>
-              <w:rPr/>
-              <w:t>Managing Director</w:t>
+            <w:tcW w:w="8732" w:type="dxa"/>
+            <w:tcBorders>
+              <w:left w:val="single" w:sz="2" w:space="0" w:color="BFC7D5"/>
+              <w:bottom w:val="single" w:sz="2" w:space="0" w:color="BFC7D5"/>
+              <w:right w:val="single" w:sz="6" w:space="0" w:color="BFC7D5"/>
+            </w:tcBorders>
+            <w:vAlign w:val="center"/>
+          </w:tcPr>
+          <w:p>
+            <w:pPr>
+              <w:pStyle w:val="TableContents"/>
+              <w:bidi w:val="0"/>
+              <w:spacing w:before="0" w:after="283"/>
+              <w:jc w:val="left"/>
+              <w:rPr/>
+            </w:pPr>
+            <w:r>
+              <w:rPr/>
+              <w:t>Managing Director (Anita Johan)</w:t>
             </w:r>
           </w:p>
         </w:tc>
@@ -259,8 +307,12 @@
         <w:trPr/>
         <w:tc>
           <w:tcPr>
-            <w:tcW w:w="1951" w:type="dxa"/>
-            <w:tcBorders/>
+            <w:tcW w:w="2606" w:type="dxa"/>
+            <w:tcBorders>
+              <w:left w:val="single" w:sz="6" w:space="0" w:color="BFC7D5"/>
+              <w:bottom w:val="single" w:sz="2" w:space="0" w:color="BFC7D5"/>
+              <w:right w:val="single" w:sz="6" w:space="0" w:color="BFC7D5"/>
+            </w:tcBorders>
             <w:vAlign w:val="center"/>
           </w:tcPr>
           <w:p>
@@ -279,8 +331,12 @@
         </w:tc>
         <w:tc>
           <w:tcPr>
-            <w:tcW w:w="2446" w:type="dxa"/>
-            <w:tcBorders/>
+            <w:tcW w:w="8732" w:type="dxa"/>
+            <w:tcBorders>
+              <w:left w:val="single" w:sz="2" w:space="0" w:color="BFC7D5"/>
+              <w:bottom w:val="single" w:sz="2" w:space="0" w:color="BFC7D5"/>
+              <w:right w:val="single" w:sz="6" w:space="0" w:color="BFC7D5"/>
+            </w:tcBorders>
             <w:vAlign w:val="center"/>
           </w:tcPr>
           <w:p>
@@ -294,6 +350,314 @@
             <w:r>
               <w:rPr/>
               <w:t>8.6, 8.5.1</w:t>
+            </w:r>
+          </w:p>
+        </w:tc>
+      </w:tr>
+      <w:tr>
+        <w:trPr/>
+        <w:tc>
+          <w:tcPr>
+            <w:tcW w:w="2606" w:type="dxa"/>
+            <w:tcBorders>
+              <w:left w:val="single" w:sz="6" w:space="0" w:color="BFC7D5"/>
+              <w:bottom w:val="single" w:sz="2" w:space="0" w:color="BFC7D5"/>
+              <w:right w:val="single" w:sz="6" w:space="0" w:color="BFC7D5"/>
+            </w:tcBorders>
+            <w:vAlign w:val="center"/>
+          </w:tcPr>
+          <w:p>
+            <w:pPr>
+              <w:pStyle w:val="TableContents"/>
+              <w:bidi w:val="0"/>
+              <w:spacing w:before="0" w:after="283"/>
+              <w:jc w:val="left"/>
+              <w:rPr/>
+            </w:pPr>
+            <w:r>
+              <w:rPr/>
+              <w:t>Prepared by</w:t>
+            </w:r>
+          </w:p>
+        </w:tc>
+        <w:tc>
+          <w:tcPr>
+            <w:tcW w:w="8732" w:type="dxa"/>
+            <w:tcBorders>
+              <w:left w:val="single" w:sz="2" w:space="0" w:color="BFC7D5"/>
+              <w:bottom w:val="single" w:sz="2" w:space="0" w:color="BFC7D5"/>
+              <w:right w:val="single" w:sz="6" w:space="0" w:color="BFC7D5"/>
+            </w:tcBorders>
+            <w:vAlign w:val="center"/>
+          </w:tcPr>
+          <w:p>
+            <w:pPr>
+              <w:pStyle w:val="TableContents"/>
+              <w:bidi w:val="0"/>
+              <w:spacing w:before="0" w:after="283"/>
+              <w:jc w:val="left"/>
+              <w:rPr/>
+            </w:pPr>
+            <w:r>
+              <w:rPr/>
+              <w:t>Richard Watson Stephen Amudha (Lead Engineer) — 2026-10-07</w:t>
+            </w:r>
+          </w:p>
+        </w:tc>
+      </w:tr>
+      <w:tr>
+        <w:trPr/>
+        <w:tc>
+          <w:tcPr>
+            <w:tcW w:w="2606" w:type="dxa"/>
+            <w:tcBorders>
+              <w:left w:val="single" w:sz="6" w:space="0" w:color="BFC7D5"/>
+              <w:bottom w:val="single" w:sz="2" w:space="0" w:color="BFC7D5"/>
+              <w:right w:val="single" w:sz="6" w:space="0" w:color="BFC7D5"/>
+            </w:tcBorders>
+            <w:vAlign w:val="center"/>
+          </w:tcPr>
+          <w:p>
+            <w:pPr>
+              <w:pStyle w:val="TableContents"/>
+              <w:bidi w:val="0"/>
+              <w:spacing w:before="0" w:after="283"/>
+              <w:jc w:val="left"/>
+              <w:rPr/>
+            </w:pPr>
+            <w:r>
+              <w:rPr/>
+              <w:t>Reviewed by</w:t>
+            </w:r>
+          </w:p>
+        </w:tc>
+        <w:tc>
+          <w:tcPr>
+            <w:tcW w:w="8732" w:type="dxa"/>
+            <w:tcBorders>
+              <w:left w:val="single" w:sz="2" w:space="0" w:color="BFC7D5"/>
+              <w:bottom w:val="single" w:sz="2" w:space="0" w:color="BFC7D5"/>
+              <w:right w:val="single" w:sz="6" w:space="0" w:color="BFC7D5"/>
+            </w:tcBorders>
+            <w:vAlign w:val="center"/>
+          </w:tcPr>
+          <w:p>
+            <w:pPr>
+              <w:pStyle w:val="TableContents"/>
+              <w:bidi w:val="0"/>
+              <w:spacing w:before="0" w:after="283"/>
+              <w:jc w:val="left"/>
+              <w:rPr/>
+            </w:pPr>
+            <w:r>
+              <w:rPr/>
+              <w:t>Alexander Peter (EchoMind Project Lead) — 2026-10-07</w:t>
+            </w:r>
+          </w:p>
+        </w:tc>
+      </w:tr>
+      <w:tr>
+        <w:trPr/>
+        <w:tc>
+          <w:tcPr>
+            <w:tcW w:w="2606" w:type="dxa"/>
+            <w:tcBorders>
+              <w:left w:val="single" w:sz="6" w:space="0" w:color="BFC7D5"/>
+              <w:bottom w:val="single" w:sz="2" w:space="0" w:color="BFC7D5"/>
+              <w:right w:val="single" w:sz="6" w:space="0" w:color="BFC7D5"/>
+            </w:tcBorders>
+            <w:vAlign w:val="center"/>
+          </w:tcPr>
+          <w:p>
+            <w:pPr>
+              <w:pStyle w:val="TableContents"/>
+              <w:bidi w:val="0"/>
+              <w:spacing w:before="0" w:after="283"/>
+              <w:jc w:val="left"/>
+              <w:rPr/>
+            </w:pPr>
+            <w:r>
+              <w:rPr/>
+              <w:t>Quality assurance</w:t>
+            </w:r>
+          </w:p>
+        </w:tc>
+        <w:tc>
+          <w:tcPr>
+            <w:tcW w:w="8732" w:type="dxa"/>
+            <w:tcBorders>
+              <w:left w:val="single" w:sz="2" w:space="0" w:color="BFC7D5"/>
+              <w:bottom w:val="single" w:sz="2" w:space="0" w:color="BFC7D5"/>
+              <w:right w:val="single" w:sz="6" w:space="0" w:color="BFC7D5"/>
+            </w:tcBorders>
+            <w:vAlign w:val="center"/>
+          </w:tcPr>
+          <w:p>
+            <w:pPr>
+              <w:pStyle w:val="TableContents"/>
+              <w:bidi w:val="0"/>
+              <w:spacing w:before="0" w:after="283"/>
+              <w:jc w:val="left"/>
+              <w:rPr/>
+            </w:pPr>
+            <w:r>
+              <w:rPr/>
+              <w:t>Sheryl Nazareth (QA / MR) — 2026-10-07</w:t>
+            </w:r>
+          </w:p>
+        </w:tc>
+      </w:tr>
+      <w:tr>
+        <w:trPr/>
+        <w:tc>
+          <w:tcPr>
+            <w:tcW w:w="2606" w:type="dxa"/>
+            <w:tcBorders>
+              <w:left w:val="single" w:sz="6" w:space="0" w:color="BFC7D5"/>
+              <w:bottom w:val="single" w:sz="2" w:space="0" w:color="BFC7D5"/>
+              <w:right w:val="single" w:sz="6" w:space="0" w:color="BFC7D5"/>
+            </w:tcBorders>
+            <w:vAlign w:val="center"/>
+          </w:tcPr>
+          <w:p>
+            <w:pPr>
+              <w:pStyle w:val="TableContents"/>
+              <w:bidi w:val="0"/>
+              <w:spacing w:before="0" w:after="283"/>
+              <w:jc w:val="left"/>
+              <w:rPr/>
+            </w:pPr>
+            <w:r>
+              <w:rPr/>
+              <w:t>Approved by</w:t>
+            </w:r>
+          </w:p>
+        </w:tc>
+        <w:tc>
+          <w:tcPr>
+            <w:tcW w:w="8732" w:type="dxa"/>
+            <w:tcBorders>
+              <w:left w:val="single" w:sz="2" w:space="0" w:color="BFC7D5"/>
+              <w:bottom w:val="single" w:sz="2" w:space="0" w:color="BFC7D5"/>
+              <w:right w:val="single" w:sz="6" w:space="0" w:color="BFC7D5"/>
+            </w:tcBorders>
+            <w:vAlign w:val="center"/>
+          </w:tcPr>
+          <w:p>
+            <w:pPr>
+              <w:pStyle w:val="TableContents"/>
+              <w:bidi w:val="0"/>
+              <w:spacing w:before="0" w:after="283"/>
+              <w:jc w:val="left"/>
+              <w:rPr/>
+            </w:pPr>
+            <w:r>
+              <w:rPr/>
+              <w:t>Anita Johan (Managing Director)</w:t>
+            </w:r>
+          </w:p>
+        </w:tc>
+      </w:tr>
+      <w:tr>
+        <w:trPr/>
+        <w:tc>
+          <w:tcPr>
+            <w:tcW w:w="2606" w:type="dxa"/>
+            <w:tcBorders>
+              <w:left w:val="single" w:sz="6" w:space="0" w:color="BFC7D5"/>
+              <w:bottom w:val="single" w:sz="2" w:space="0" w:color="BFC7D5"/>
+              <w:right w:val="single" w:sz="6" w:space="0" w:color="BFC7D5"/>
+            </w:tcBorders>
+            <w:vAlign w:val="center"/>
+          </w:tcPr>
+          <w:p>
+            <w:pPr>
+              <w:pStyle w:val="TableContents"/>
+              <w:bidi w:val="0"/>
+              <w:spacing w:before="0" w:after="283"/>
+              <w:jc w:val="left"/>
+              <w:rPr/>
+            </w:pPr>
+            <w:r>
+              <w:rPr/>
+              <w:t>Approval date</w:t>
+            </w:r>
+          </w:p>
+        </w:tc>
+        <w:tc>
+          <w:tcPr>
+            <w:tcW w:w="8732" w:type="dxa"/>
+            <w:tcBorders>
+              <w:left w:val="single" w:sz="2" w:space="0" w:color="BFC7D5"/>
+              <w:bottom w:val="single" w:sz="2" w:space="0" w:color="BFC7D5"/>
+              <w:right w:val="single" w:sz="6" w:space="0" w:color="BFC7D5"/>
+            </w:tcBorders>
+            <w:vAlign w:val="center"/>
+          </w:tcPr>
+          <w:p>
+            <w:pPr>
+              <w:pStyle w:val="TableContents"/>
+              <w:bidi w:val="0"/>
+              <w:spacing w:before="0" w:after="283"/>
+              <w:jc w:val="left"/>
+              <w:rPr/>
+            </w:pPr>
+            <w:r>
+              <w:rPr/>
+              <w:t>2026-10-07</w:t>
+            </w:r>
+          </w:p>
+        </w:tc>
+      </w:tr>
+      <w:tr>
+        <w:trPr/>
+        <w:tc>
+          <w:tcPr>
+            <w:tcW w:w="2606" w:type="dxa"/>
+            <w:tcBorders>
+              <w:left w:val="single" w:sz="6" w:space="0" w:color="BFC7D5"/>
+              <w:bottom w:val="single" w:sz="6" w:space="0" w:color="BFC7D5"/>
+              <w:right w:val="single" w:sz="6" w:space="0" w:color="BFC7D5"/>
+            </w:tcBorders>
+            <w:vAlign w:val="center"/>
+          </w:tcPr>
+          <w:p>
+            <w:pPr>
+              <w:pStyle w:val="TableContents"/>
+              <w:bidi w:val="0"/>
+              <w:spacing w:before="0" w:after="283"/>
+              <w:jc w:val="left"/>
+              <w:rPr/>
+            </w:pPr>
+            <w:r>
+              <w:rPr/>
+              <w:t>Approval record</w:t>
+            </w:r>
+          </w:p>
+        </w:tc>
+        <w:tc>
+          <w:tcPr>
+            <w:tcW w:w="8732" w:type="dxa"/>
+            <w:tcBorders>
+              <w:left w:val="single" w:sz="2" w:space="0" w:color="BFC7D5"/>
+              <w:bottom w:val="single" w:sz="6" w:space="0" w:color="BFC7D5"/>
+              <w:right w:val="single" w:sz="6" w:space="0" w:color="BFC7D5"/>
+            </w:tcBorders>
+            <w:vAlign w:val="center"/>
+          </w:tcPr>
+          <w:p>
+            <w:pPr>
+              <w:pStyle w:val="TableContents"/>
+              <w:bidi w:val="0"/>
+              <w:spacing w:before="0" w:after="283"/>
+              <w:jc w:val="left"/>
+              <w:rPr/>
+            </w:pPr>
+            <w:r>
+              <w:rPr>
+                <w:rStyle w:val="SourceText"/>
+              </w:rPr>
+              <w:t>records/approvals/2026-10-07_AR-2026-001_document_approval.md</w:t>
             </w:r>
           </w:p>
         </w:tc>
@@ -358,20 +722,20 @@
     </w:p>
     <w:tbl>
       <w:tblPr>
-        <w:tblW w:w="8222" w:type="dxa"/>
+        <w:tblW w:w="5000" w:type="pct"/>
         <w:jc w:val="left"/>
-        <w:tblInd w:w="0" w:type="dxa"/>
+        <w:tblInd w:w="-7" w:type="dxa"/>
         <w:tblLayout w:type="fixed"/>
         <w:tblCellMar>
-          <w:top w:w="28" w:type="dxa"/>
-          <w:left w:w="28" w:type="dxa"/>
-          <w:bottom w:w="28" w:type="dxa"/>
-          <w:right w:w="28" w:type="dxa"/>
+          <w:top w:w="60" w:type="dxa"/>
+          <w:left w:w="60" w:type="dxa"/>
+          <w:bottom w:w="60" w:type="dxa"/>
+          <w:right w:w="60" w:type="dxa"/>
         </w:tblCellMar>
       </w:tblPr>
       <w:tblGrid>
-        <w:gridCol w:w="3871"/>
-        <w:gridCol w:w="4351"/>
+        <w:gridCol w:w="5359"/>
+        <w:gridCol w:w="5979"/>
       </w:tblGrid>
       <w:tr>
         <w:trPr>
@@ -379,44 +743,60 @@
         </w:trPr>
         <w:tc>
           <w:tcPr>
-            <w:tcW w:w="3871" w:type="dxa"/>
-            <w:tcBorders/>
+            <w:tcW w:w="5359" w:type="dxa"/>
+            <w:tcBorders>
+              <w:top w:val="single" w:sz="6" w:space="0" w:color="BFC7D5"/>
+              <w:left w:val="single" w:sz="6" w:space="0" w:color="BFC7D5"/>
+              <w:bottom w:val="single" w:sz="2" w:space="0" w:color="BFC7D5"/>
+              <w:right w:val="single" w:sz="6" w:space="0" w:color="BFC7D5"/>
+            </w:tcBorders>
+            <w:shd w:fill="1F3A5F" w:val="clear"/>
             <w:vAlign w:val="center"/>
           </w:tcPr>
           <w:p>
             <w:pPr>
               <w:pStyle w:val="TableHeading"/>
-              <w:suppressLineNumbers/>
-              <w:shd w:fill="1F3A5F" w:val="clear"/>
-              <w:bidi w:val="0"/>
-              <w:spacing w:before="0" w:after="283"/>
-              <w:jc w:val="center"/>
-              <w:rPr/>
-            </w:pPr>
-            <w:r>
-              <w:rPr/>
+              <w:bidi w:val="0"/>
+              <w:spacing w:before="0" w:after="283"/>
+              <w:jc w:val="left"/>
+              <w:rPr>
+                <w:color w:val="FFFFFF"/>
+              </w:rPr>
+            </w:pPr>
+            <w:r>
+              <w:rPr>
+                <w:color w:val="FFFFFF"/>
+              </w:rPr>
               <w:t>Field</w:t>
             </w:r>
           </w:p>
         </w:tc>
         <w:tc>
           <w:tcPr>
-            <w:tcW w:w="4351" w:type="dxa"/>
-            <w:tcBorders/>
+            <w:tcW w:w="5979" w:type="dxa"/>
+            <w:tcBorders>
+              <w:top w:val="single" w:sz="6" w:space="0" w:color="BFC7D5"/>
+              <w:left w:val="single" w:sz="2" w:space="0" w:color="BFC7D5"/>
+              <w:bottom w:val="single" w:sz="2" w:space="0" w:color="BFC7D5"/>
+              <w:right w:val="single" w:sz="6" w:space="0" w:color="BFC7D5"/>
+            </w:tcBorders>
+            <w:shd w:fill="1F3A5F" w:val="clear"/>
             <w:vAlign w:val="center"/>
           </w:tcPr>
           <w:p>
             <w:pPr>
               <w:pStyle w:val="TableHeading"/>
-              <w:suppressLineNumbers/>
-              <w:shd w:fill="1F3A5F" w:val="clear"/>
-              <w:bidi w:val="0"/>
-              <w:spacing w:before="0" w:after="283"/>
-              <w:jc w:val="center"/>
-              <w:rPr/>
-            </w:pPr>
-            <w:r>
-              <w:rPr/>
+              <w:bidi w:val="0"/>
+              <w:spacing w:before="0" w:after="283"/>
+              <w:jc w:val="left"/>
+              <w:rPr>
+                <w:color w:val="FFFFFF"/>
+              </w:rPr>
+            </w:pPr>
+            <w:r>
+              <w:rPr>
+                <w:color w:val="FFFFFF"/>
+              </w:rPr>
               <w:t>Entry</w:t>
             </w:r>
           </w:p>
@@ -426,8 +806,12 @@
         <w:trPr/>
         <w:tc>
           <w:tcPr>
-            <w:tcW w:w="3871" w:type="dxa"/>
-            <w:tcBorders/>
+            <w:tcW w:w="5359" w:type="dxa"/>
+            <w:tcBorders>
+              <w:left w:val="single" w:sz="6" w:space="0" w:color="BFC7D5"/>
+              <w:bottom w:val="single" w:sz="2" w:space="0" w:color="BFC7D5"/>
+              <w:right w:val="single" w:sz="6" w:space="0" w:color="BFC7D5"/>
+            </w:tcBorders>
             <w:vAlign w:val="center"/>
           </w:tcPr>
           <w:p>
@@ -446,8 +830,12 @@
         </w:tc>
         <w:tc>
           <w:tcPr>
-            <w:tcW w:w="4351" w:type="dxa"/>
-            <w:tcBorders/>
+            <w:tcW w:w="5979" w:type="dxa"/>
+            <w:tcBorders>
+              <w:left w:val="single" w:sz="2" w:space="0" w:color="BFC7D5"/>
+              <w:bottom w:val="single" w:sz="2" w:space="0" w:color="BFC7D5"/>
+              <w:right w:val="single" w:sz="6" w:space="0" w:color="BFC7D5"/>
+            </w:tcBorders>
             <w:vAlign w:val="center"/>
           </w:tcPr>
           <w:p>
@@ -471,8 +859,12 @@
         <w:trPr/>
         <w:tc>
           <w:tcPr>
-            <w:tcW w:w="3871" w:type="dxa"/>
-            <w:tcBorders/>
+            <w:tcW w:w="5359" w:type="dxa"/>
+            <w:tcBorders>
+              <w:left w:val="single" w:sz="6" w:space="0" w:color="BFC7D5"/>
+              <w:bottom w:val="single" w:sz="2" w:space="0" w:color="BFC7D5"/>
+              <w:right w:val="single" w:sz="6" w:space="0" w:color="BFC7D5"/>
+            </w:tcBorders>
             <w:vAlign w:val="center"/>
           </w:tcPr>
           <w:p>
@@ -491,8 +883,12 @@
         </w:tc>
         <w:tc>
           <w:tcPr>
-            <w:tcW w:w="4351" w:type="dxa"/>
-            <w:tcBorders/>
+            <w:tcW w:w="5979" w:type="dxa"/>
+            <w:tcBorders>
+              <w:left w:val="single" w:sz="2" w:space="0" w:color="BFC7D5"/>
+              <w:bottom w:val="single" w:sz="2" w:space="0" w:color="BFC7D5"/>
+              <w:right w:val="single" w:sz="6" w:space="0" w:color="BFC7D5"/>
+            </w:tcBorders>
             <w:vAlign w:val="center"/>
           </w:tcPr>
           <w:p>
@@ -516,8 +912,12 @@
         <w:trPr/>
         <w:tc>
           <w:tcPr>
-            <w:tcW w:w="3871" w:type="dxa"/>
-            <w:tcBorders/>
+            <w:tcW w:w="5359" w:type="dxa"/>
+            <w:tcBorders>
+              <w:left w:val="single" w:sz="6" w:space="0" w:color="BFC7D5"/>
+              <w:bottom w:val="single" w:sz="2" w:space="0" w:color="BFC7D5"/>
+              <w:right w:val="single" w:sz="6" w:space="0" w:color="BFC7D5"/>
+            </w:tcBorders>
             <w:vAlign w:val="center"/>
           </w:tcPr>
           <w:p>
@@ -536,8 +936,12 @@
         </w:tc>
         <w:tc>
           <w:tcPr>
-            <w:tcW w:w="4351" w:type="dxa"/>
-            <w:tcBorders/>
+            <w:tcW w:w="5979" w:type="dxa"/>
+            <w:tcBorders>
+              <w:left w:val="single" w:sz="2" w:space="0" w:color="BFC7D5"/>
+              <w:bottom w:val="single" w:sz="2" w:space="0" w:color="BFC7D5"/>
+              <w:right w:val="single" w:sz="6" w:space="0" w:color="BFC7D5"/>
+            </w:tcBorders>
             <w:vAlign w:val="center"/>
           </w:tcPr>
           <w:p>
@@ -561,8 +965,12 @@
         <w:trPr/>
         <w:tc>
           <w:tcPr>
-            <w:tcW w:w="3871" w:type="dxa"/>
-            <w:tcBorders/>
+            <w:tcW w:w="5359" w:type="dxa"/>
+            <w:tcBorders>
+              <w:left w:val="single" w:sz="6" w:space="0" w:color="BFC7D5"/>
+              <w:bottom w:val="single" w:sz="2" w:space="0" w:color="BFC7D5"/>
+              <w:right w:val="single" w:sz="6" w:space="0" w:color="BFC7D5"/>
+            </w:tcBorders>
             <w:vAlign w:val="center"/>
           </w:tcPr>
           <w:p>
@@ -591,8 +999,12 @@
         </w:tc>
         <w:tc>
           <w:tcPr>
-            <w:tcW w:w="4351" w:type="dxa"/>
-            <w:tcBorders/>
+            <w:tcW w:w="5979" w:type="dxa"/>
+            <w:tcBorders>
+              <w:left w:val="single" w:sz="2" w:space="0" w:color="BFC7D5"/>
+              <w:bottom w:val="single" w:sz="2" w:space="0" w:color="BFC7D5"/>
+              <w:right w:val="single" w:sz="6" w:space="0" w:color="BFC7D5"/>
+            </w:tcBorders>
             <w:vAlign w:val="center"/>
           </w:tcPr>
           <w:p>
@@ -616,8 +1028,12 @@
         <w:trPr/>
         <w:tc>
           <w:tcPr>
-            <w:tcW w:w="3871" w:type="dxa"/>
-            <w:tcBorders/>
+            <w:tcW w:w="5359" w:type="dxa"/>
+            <w:tcBorders>
+              <w:left w:val="single" w:sz="6" w:space="0" w:color="BFC7D5"/>
+              <w:bottom w:val="single" w:sz="2" w:space="0" w:color="BFC7D5"/>
+              <w:right w:val="single" w:sz="6" w:space="0" w:color="BFC7D5"/>
+            </w:tcBorders>
             <w:vAlign w:val="center"/>
           </w:tcPr>
           <w:p>
@@ -636,8 +1052,12 @@
         </w:tc>
         <w:tc>
           <w:tcPr>
-            <w:tcW w:w="4351" w:type="dxa"/>
-            <w:tcBorders/>
+            <w:tcW w:w="5979" w:type="dxa"/>
+            <w:tcBorders>
+              <w:left w:val="single" w:sz="2" w:space="0" w:color="BFC7D5"/>
+              <w:bottom w:val="single" w:sz="2" w:space="0" w:color="BFC7D5"/>
+              <w:right w:val="single" w:sz="6" w:space="0" w:color="BFC7D5"/>
+            </w:tcBorders>
             <w:vAlign w:val="center"/>
           </w:tcPr>
           <w:p>
@@ -661,8 +1081,12 @@
         <w:trPr/>
         <w:tc>
           <w:tcPr>
-            <w:tcW w:w="3871" w:type="dxa"/>
-            <w:tcBorders/>
+            <w:tcW w:w="5359" w:type="dxa"/>
+            <w:tcBorders>
+              <w:left w:val="single" w:sz="6" w:space="0" w:color="BFC7D5"/>
+              <w:bottom w:val="single" w:sz="6" w:space="0" w:color="BFC7D5"/>
+              <w:right w:val="single" w:sz="6" w:space="0" w:color="BFC7D5"/>
+            </w:tcBorders>
             <w:vAlign w:val="center"/>
           </w:tcPr>
           <w:p>
@@ -681,8 +1105,12 @@
         </w:tc>
         <w:tc>
           <w:tcPr>
-            <w:tcW w:w="4351" w:type="dxa"/>
-            <w:tcBorders/>
+            <w:tcW w:w="5979" w:type="dxa"/>
+            <w:tcBorders>
+              <w:left w:val="single" w:sz="2" w:space="0" w:color="BFC7D5"/>
+              <w:bottom w:val="single" w:sz="6" w:space="0" w:color="BFC7D5"/>
+              <w:right w:val="single" w:sz="6" w:space="0" w:color="BFC7D5"/>
+            </w:tcBorders>
             <w:vAlign w:val="center"/>
           </w:tcPr>
           <w:p>
@@ -717,21 +1145,21 @@
     </w:p>
     <w:tbl>
       <w:tblPr>
-        <w:tblW w:w="5973" w:type="dxa"/>
+        <w:tblW w:w="5000" w:type="pct"/>
         <w:jc w:val="left"/>
-        <w:tblInd w:w="0" w:type="dxa"/>
+        <w:tblInd w:w="-7" w:type="dxa"/>
         <w:tblLayout w:type="fixed"/>
         <w:tblCellMar>
-          <w:top w:w="28" w:type="dxa"/>
-          <w:left w:w="28" w:type="dxa"/>
-          <w:bottom w:w="28" w:type="dxa"/>
-          <w:right w:w="28" w:type="dxa"/>
+          <w:top w:w="60" w:type="dxa"/>
+          <w:left w:w="60" w:type="dxa"/>
+          <w:bottom w:w="60" w:type="dxa"/>
+          <w:right w:w="60" w:type="dxa"/>
         </w:tblCellMar>
       </w:tblPr>
       <w:tblGrid>
-        <w:gridCol w:w="1516"/>
-        <w:gridCol w:w="2626"/>
-        <w:gridCol w:w="1831"/>
+        <w:gridCol w:w="2906"/>
+        <w:gridCol w:w="4990"/>
+        <w:gridCol w:w="3442"/>
       </w:tblGrid>
       <w:tr>
         <w:trPr>
@@ -739,66 +1167,90 @@
         </w:trPr>
         <w:tc>
           <w:tcPr>
-            <w:tcW w:w="1516" w:type="dxa"/>
-            <w:tcBorders/>
+            <w:tcW w:w="2906" w:type="dxa"/>
+            <w:tcBorders>
+              <w:top w:val="single" w:sz="6" w:space="0" w:color="BFC7D5"/>
+              <w:left w:val="single" w:sz="6" w:space="0" w:color="BFC7D5"/>
+              <w:bottom w:val="single" w:sz="2" w:space="0" w:color="BFC7D5"/>
+              <w:right w:val="single" w:sz="6" w:space="0" w:color="BFC7D5"/>
+            </w:tcBorders>
+            <w:shd w:fill="1F3A5F" w:val="clear"/>
             <w:vAlign w:val="center"/>
           </w:tcPr>
           <w:p>
             <w:pPr>
               <w:pStyle w:val="TableHeading"/>
-              <w:suppressLineNumbers/>
-              <w:shd w:fill="1F3A5F" w:val="clear"/>
-              <w:bidi w:val="0"/>
-              <w:spacing w:before="0" w:after="283"/>
-              <w:jc w:val="center"/>
-              <w:rPr/>
-            </w:pPr>
-            <w:r>
-              <w:rPr/>
+              <w:bidi w:val="0"/>
+              <w:spacing w:before="0" w:after="283"/>
+              <w:jc w:val="left"/>
+              <w:rPr>
+                <w:color w:val="FFFFFF"/>
+              </w:rPr>
+            </w:pPr>
+            <w:r>
+              <w:rPr>
+                <w:color w:val="FFFFFF"/>
+              </w:rPr>
               <w:t>Component</w:t>
             </w:r>
           </w:p>
         </w:tc>
         <w:tc>
           <w:tcPr>
-            <w:tcW w:w="2626" w:type="dxa"/>
-            <w:tcBorders/>
+            <w:tcW w:w="4990" w:type="dxa"/>
+            <w:tcBorders>
+              <w:top w:val="single" w:sz="6" w:space="0" w:color="BFC7D5"/>
+              <w:left w:val="single" w:sz="2" w:space="0" w:color="BFC7D5"/>
+              <w:bottom w:val="single" w:sz="2" w:space="0" w:color="BFC7D5"/>
+              <w:right w:val="single" w:sz="6" w:space="0" w:color="BFC7D5"/>
+            </w:tcBorders>
+            <w:shd w:fill="1F3A5F" w:val="clear"/>
             <w:vAlign w:val="center"/>
           </w:tcPr>
           <w:p>
             <w:pPr>
               <w:pStyle w:val="TableHeading"/>
-              <w:suppressLineNumbers/>
-              <w:shd w:fill="1F3A5F" w:val="clear"/>
-              <w:bidi w:val="0"/>
-              <w:spacing w:before="0" w:after="283"/>
-              <w:jc w:val="center"/>
-              <w:rPr/>
-            </w:pPr>
-            <w:r>
-              <w:rPr/>
+              <w:bidi w:val="0"/>
+              <w:spacing w:before="0" w:after="283"/>
+              <w:jc w:val="left"/>
+              <w:rPr>
+                <w:color w:val="FFFFFF"/>
+              </w:rPr>
+            </w:pPr>
+            <w:r>
+              <w:rPr>
+                <w:color w:val="FFFFFF"/>
+              </w:rPr>
               <w:t>Image / artefact</w:t>
             </w:r>
           </w:p>
         </w:tc>
         <w:tc>
           <w:tcPr>
-            <w:tcW w:w="1831" w:type="dxa"/>
-            <w:tcBorders/>
+            <w:tcW w:w="3442" w:type="dxa"/>
+            <w:tcBorders>
+              <w:top w:val="single" w:sz="6" w:space="0" w:color="BFC7D5"/>
+              <w:left w:val="single" w:sz="2" w:space="0" w:color="BFC7D5"/>
+              <w:bottom w:val="single" w:sz="2" w:space="0" w:color="BFC7D5"/>
+              <w:right w:val="single" w:sz="6" w:space="0" w:color="BFC7D5"/>
+            </w:tcBorders>
+            <w:shd w:fill="1F3A5F" w:val="clear"/>
             <w:vAlign w:val="center"/>
           </w:tcPr>
           <w:p>
             <w:pPr>
               <w:pStyle w:val="TableHeading"/>
-              <w:suppressLineNumbers/>
-              <w:shd w:fill="1F3A5F" w:val="clear"/>
-              <w:bidi w:val="0"/>
-              <w:spacing w:before="0" w:after="283"/>
-              <w:jc w:val="center"/>
-              <w:rPr/>
-            </w:pPr>
-            <w:r>
-              <w:rPr/>
+              <w:bidi w:val="0"/>
+              <w:spacing w:before="0" w:after="283"/>
+              <w:jc w:val="left"/>
+              <w:rPr>
+                <w:color w:val="FFFFFF"/>
+              </w:rPr>
+            </w:pPr>
+            <w:r>
+              <w:rPr>
+                <w:color w:val="FFFFFF"/>
+              </w:rPr>
               <w:t>Tag or digest</w:t>
             </w:r>
           </w:p>
@@ -808,8 +1260,12 @@
         <w:trPr/>
         <w:tc>
           <w:tcPr>
-            <w:tcW w:w="1516" w:type="dxa"/>
-            <w:tcBorders/>
+            <w:tcW w:w="2906" w:type="dxa"/>
+            <w:tcBorders>
+              <w:left w:val="single" w:sz="6" w:space="0" w:color="BFC7D5"/>
+              <w:bottom w:val="single" w:sz="2" w:space="0" w:color="BFC7D5"/>
+              <w:right w:val="single" w:sz="6" w:space="0" w:color="BFC7D5"/>
+            </w:tcBorders>
             <w:vAlign w:val="center"/>
           </w:tcPr>
           <w:p>
@@ -828,8 +1284,12 @@
         </w:tc>
         <w:tc>
           <w:tcPr>
-            <w:tcW w:w="2626" w:type="dxa"/>
-            <w:tcBorders/>
+            <w:tcW w:w="4990" w:type="dxa"/>
+            <w:tcBorders>
+              <w:left w:val="single" w:sz="2" w:space="0" w:color="BFC7D5"/>
+              <w:bottom w:val="single" w:sz="2" w:space="0" w:color="BFC7D5"/>
+              <w:right w:val="single" w:sz="6" w:space="0" w:color="BFC7D5"/>
+            </w:tcBorders>
             <w:vAlign w:val="center"/>
           </w:tcPr>
           <w:p>
@@ -850,8 +1310,12 @@
         </w:tc>
         <w:tc>
           <w:tcPr>
-            <w:tcW w:w="1831" w:type="dxa"/>
-            <w:tcBorders/>
+            <w:tcW w:w="3442" w:type="dxa"/>
+            <w:tcBorders>
+              <w:left w:val="single" w:sz="2" w:space="0" w:color="BFC7D5"/>
+              <w:bottom w:val="single" w:sz="2" w:space="0" w:color="BFC7D5"/>
+              <w:right w:val="single" w:sz="6" w:space="0" w:color="BFC7D5"/>
+            </w:tcBorders>
             <w:vAlign w:val="center"/>
           </w:tcPr>
           <w:p>
@@ -875,8 +1339,12 @@
         <w:trPr/>
         <w:tc>
           <w:tcPr>
-            <w:tcW w:w="1516" w:type="dxa"/>
-            <w:tcBorders/>
+            <w:tcW w:w="2906" w:type="dxa"/>
+            <w:tcBorders>
+              <w:left w:val="single" w:sz="6" w:space="0" w:color="BFC7D5"/>
+              <w:bottom w:val="single" w:sz="2" w:space="0" w:color="BFC7D5"/>
+              <w:right w:val="single" w:sz="6" w:space="0" w:color="BFC7D5"/>
+            </w:tcBorders>
             <w:vAlign w:val="center"/>
           </w:tcPr>
           <w:p>
@@ -895,8 +1363,12 @@
         </w:tc>
         <w:tc>
           <w:tcPr>
-            <w:tcW w:w="2626" w:type="dxa"/>
-            <w:tcBorders/>
+            <w:tcW w:w="4990" w:type="dxa"/>
+            <w:tcBorders>
+              <w:left w:val="single" w:sz="2" w:space="0" w:color="BFC7D5"/>
+              <w:bottom w:val="single" w:sz="2" w:space="0" w:color="BFC7D5"/>
+              <w:right w:val="single" w:sz="6" w:space="0" w:color="BFC7D5"/>
+            </w:tcBorders>
             <w:vAlign w:val="center"/>
           </w:tcPr>
           <w:p>
@@ -917,8 +1389,12 @@
         </w:tc>
         <w:tc>
           <w:tcPr>
-            <w:tcW w:w="1831" w:type="dxa"/>
-            <w:tcBorders/>
+            <w:tcW w:w="3442" w:type="dxa"/>
+            <w:tcBorders>
+              <w:left w:val="single" w:sz="2" w:space="0" w:color="BFC7D5"/>
+              <w:bottom w:val="single" w:sz="2" w:space="0" w:color="BFC7D5"/>
+              <w:right w:val="single" w:sz="6" w:space="0" w:color="BFC7D5"/>
+            </w:tcBorders>
             <w:vAlign w:val="center"/>
           </w:tcPr>
           <w:p>
@@ -942,8 +1418,12 @@
         <w:trPr/>
         <w:tc>
           <w:tcPr>
-            <w:tcW w:w="1516" w:type="dxa"/>
-            <w:tcBorders/>
+            <w:tcW w:w="2906" w:type="dxa"/>
+            <w:tcBorders>
+              <w:left w:val="single" w:sz="6" w:space="0" w:color="BFC7D5"/>
+              <w:bottom w:val="single" w:sz="2" w:space="0" w:color="BFC7D5"/>
+              <w:right w:val="single" w:sz="6" w:space="0" w:color="BFC7D5"/>
+            </w:tcBorders>
             <w:vAlign w:val="center"/>
           </w:tcPr>
           <w:p>
@@ -962,8 +1442,12 @@
         </w:tc>
         <w:tc>
           <w:tcPr>
-            <w:tcW w:w="2626" w:type="dxa"/>
-            <w:tcBorders/>
+            <w:tcW w:w="4990" w:type="dxa"/>
+            <w:tcBorders>
+              <w:left w:val="single" w:sz="2" w:space="0" w:color="BFC7D5"/>
+              <w:bottom w:val="single" w:sz="2" w:space="0" w:color="BFC7D5"/>
+              <w:right w:val="single" w:sz="6" w:space="0" w:color="BFC7D5"/>
+            </w:tcBorders>
             <w:vAlign w:val="center"/>
           </w:tcPr>
           <w:p>
@@ -984,8 +1468,12 @@
         </w:tc>
         <w:tc>
           <w:tcPr>
-            <w:tcW w:w="1831" w:type="dxa"/>
-            <w:tcBorders/>
+            <w:tcW w:w="3442" w:type="dxa"/>
+            <w:tcBorders>
+              <w:left w:val="single" w:sz="2" w:space="0" w:color="BFC7D5"/>
+              <w:bottom w:val="single" w:sz="2" w:space="0" w:color="BFC7D5"/>
+              <w:right w:val="single" w:sz="6" w:space="0" w:color="BFC7D5"/>
+            </w:tcBorders>
             <w:vAlign w:val="center"/>
           </w:tcPr>
           <w:p>
@@ -1009,8 +1497,12 @@
         <w:trPr/>
         <w:tc>
           <w:tcPr>
-            <w:tcW w:w="1516" w:type="dxa"/>
-            <w:tcBorders/>
+            <w:tcW w:w="2906" w:type="dxa"/>
+            <w:tcBorders>
+              <w:left w:val="single" w:sz="6" w:space="0" w:color="BFC7D5"/>
+              <w:bottom w:val="single" w:sz="2" w:space="0" w:color="BFC7D5"/>
+              <w:right w:val="single" w:sz="6" w:space="0" w:color="BFC7D5"/>
+            </w:tcBorders>
             <w:vAlign w:val="center"/>
           </w:tcPr>
           <w:p>
@@ -1029,8 +1521,12 @@
         </w:tc>
         <w:tc>
           <w:tcPr>
-            <w:tcW w:w="2626" w:type="dxa"/>
-            <w:tcBorders/>
+            <w:tcW w:w="4990" w:type="dxa"/>
+            <w:tcBorders>
+              <w:left w:val="single" w:sz="2" w:space="0" w:color="BFC7D5"/>
+              <w:bottom w:val="single" w:sz="2" w:space="0" w:color="BFC7D5"/>
+              <w:right w:val="single" w:sz="6" w:space="0" w:color="BFC7D5"/>
+            </w:tcBorders>
             <w:vAlign w:val="center"/>
           </w:tcPr>
           <w:p>
@@ -1051,8 +1547,12 @@
         </w:tc>
         <w:tc>
           <w:tcPr>
-            <w:tcW w:w="1831" w:type="dxa"/>
-            <w:tcBorders/>
+            <w:tcW w:w="3442" w:type="dxa"/>
+            <w:tcBorders>
+              <w:left w:val="single" w:sz="2" w:space="0" w:color="BFC7D5"/>
+              <w:bottom w:val="single" w:sz="2" w:space="0" w:color="BFC7D5"/>
+              <w:right w:val="single" w:sz="6" w:space="0" w:color="BFC7D5"/>
+            </w:tcBorders>
             <w:vAlign w:val="center"/>
           </w:tcPr>
           <w:p>
@@ -1076,8 +1576,12 @@
         <w:trPr/>
         <w:tc>
           <w:tcPr>
-            <w:tcW w:w="1516" w:type="dxa"/>
-            <w:tcBorders/>
+            <w:tcW w:w="2906" w:type="dxa"/>
+            <w:tcBorders>
+              <w:left w:val="single" w:sz="6" w:space="0" w:color="BFC7D5"/>
+              <w:bottom w:val="single" w:sz="6" w:space="0" w:color="BFC7D5"/>
+              <w:right w:val="single" w:sz="6" w:space="0" w:color="BFC7D5"/>
+            </w:tcBorders>
             <w:vAlign w:val="center"/>
           </w:tcPr>
           <w:p>
@@ -1096,8 +1600,12 @@
         </w:tc>
         <w:tc>
           <w:tcPr>
-            <w:tcW w:w="2626" w:type="dxa"/>
-            <w:tcBorders/>
+            <w:tcW w:w="4990" w:type="dxa"/>
+            <w:tcBorders>
+              <w:left w:val="single" w:sz="2" w:space="0" w:color="BFC7D5"/>
+              <w:bottom w:val="single" w:sz="6" w:space="0" w:color="BFC7D5"/>
+              <w:right w:val="single" w:sz="6" w:space="0" w:color="BFC7D5"/>
+            </w:tcBorders>
             <w:vAlign w:val="center"/>
           </w:tcPr>
           <w:p>
@@ -1118,8 +1626,12 @@
         </w:tc>
         <w:tc>
           <w:tcPr>
-            <w:tcW w:w="1831" w:type="dxa"/>
-            <w:tcBorders/>
+            <w:tcW w:w="3442" w:type="dxa"/>
+            <w:tcBorders>
+              <w:left w:val="single" w:sz="2" w:space="0" w:color="BFC7D5"/>
+              <w:bottom w:val="single" w:sz="6" w:space="0" w:color="BFC7D5"/>
+              <w:right w:val="single" w:sz="6" w:space="0" w:color="BFC7D5"/>
+            </w:tcBorders>
             <w:vAlign w:val="center"/>
           </w:tcPr>
           <w:p>
@@ -1142,22 +1654,22 @@
     </w:tbl>
     <w:tbl>
       <w:tblPr>
-        <w:tblW w:w="7579" w:type="dxa"/>
+        <w:tblW w:w="5000" w:type="pct"/>
         <w:jc w:val="left"/>
-        <w:tblInd w:w="0" w:type="dxa"/>
+        <w:tblInd w:w="-7" w:type="dxa"/>
         <w:tblLayout w:type="fixed"/>
         <w:tblCellMar>
-          <w:top w:w="28" w:type="dxa"/>
-          <w:left w:w="28" w:type="dxa"/>
-          <w:bottom w:w="28" w:type="dxa"/>
-          <w:right w:w="28" w:type="dxa"/>
+          <w:top w:w="60" w:type="dxa"/>
+          <w:left w:w="60" w:type="dxa"/>
+          <w:bottom w:w="60" w:type="dxa"/>
+          <w:right w:w="60" w:type="dxa"/>
         </w:tblCellMar>
       </w:tblPr>
       <w:tblGrid>
-        <w:gridCol w:w="1021"/>
-        <w:gridCol w:w="2626"/>
-        <w:gridCol w:w="1591"/>
-        <w:gridCol w:w="2341"/>
+        <w:gridCol w:w="1555"/>
+        <w:gridCol w:w="3925"/>
+        <w:gridCol w:w="2398"/>
+        <w:gridCol w:w="3460"/>
       </w:tblGrid>
       <w:tr>
         <w:trPr>
@@ -1165,98 +1677,131 @@
         </w:trPr>
         <w:tc>
           <w:tcPr>
-            <w:tcW w:w="1021" w:type="dxa"/>
-            <w:tcBorders/>
+            <w:tcW w:w="1555" w:type="dxa"/>
+            <w:tcBorders>
+              <w:top w:val="single" w:sz="6" w:space="0" w:color="BFC7D5"/>
+              <w:left w:val="single" w:sz="6" w:space="0" w:color="BFC7D5"/>
+              <w:bottom w:val="single" w:sz="2" w:space="0" w:color="BFC7D5"/>
+              <w:right w:val="single" w:sz="6" w:space="0" w:color="BFC7D5"/>
+            </w:tcBorders>
+            <w:shd w:fill="1F3A5F" w:val="clear"/>
             <w:vAlign w:val="center"/>
           </w:tcPr>
           <w:p>
             <w:pPr>
               <w:pStyle w:val="TableHeading"/>
-              <w:suppressLineNumbers/>
-              <w:shd w:fill="1F3A5F" w:val="clear"/>
-              <w:bidi w:val="0"/>
-              <w:spacing w:before="0" w:after="283"/>
-              <w:jc w:val="center"/>
-              <w:rPr/>
-            </w:pPr>
-            <w:r>
-              <w:rPr/>
+              <w:bidi w:val="0"/>
+              <w:spacing w:before="0" w:after="283"/>
+              <w:jc w:val="left"/>
+              <w:rPr>
+                <w:color w:val="FFFFFF"/>
+              </w:rPr>
+            </w:pPr>
+            <w:r>
+              <w:rPr>
+                <w:color w:val="FFFFFF"/>
+              </w:rPr>
               <w:t>Model</w:t>
             </w:r>
           </w:p>
         </w:tc>
         <w:tc>
           <w:tcPr>
-            <w:tcW w:w="2626" w:type="dxa"/>
-            <w:tcBorders/>
+            <w:tcW w:w="3925" w:type="dxa"/>
+            <w:tcBorders>
+              <w:top w:val="single" w:sz="6" w:space="0" w:color="BFC7D5"/>
+              <w:left w:val="single" w:sz="2" w:space="0" w:color="BFC7D5"/>
+              <w:bottom w:val="single" w:sz="2" w:space="0" w:color="BFC7D5"/>
+              <w:right w:val="single" w:sz="6" w:space="0" w:color="BFC7D5"/>
+            </w:tcBorders>
+            <w:shd w:fill="1F3A5F" w:val="clear"/>
             <w:vAlign w:val="center"/>
           </w:tcPr>
           <w:p>
             <w:pPr>
               <w:pStyle w:val="TableHeading"/>
-              <w:suppressLineNumbers/>
-              <w:shd w:fill="1F3A5F" w:val="clear"/>
-              <w:bidi w:val="0"/>
-              <w:spacing w:before="0" w:after="283"/>
-              <w:jc w:val="center"/>
-              <w:rPr/>
-            </w:pPr>
-            <w:r>
-              <w:rPr/>
+              <w:bidi w:val="0"/>
+              <w:spacing w:before="0" w:after="283"/>
+              <w:jc w:val="left"/>
+              <w:rPr>
+                <w:color w:val="FFFFFF"/>
+              </w:rPr>
+            </w:pPr>
+            <w:r>
+              <w:rPr>
+                <w:color w:val="FFFFFF"/>
+              </w:rPr>
               <w:t>Identifier</w:t>
             </w:r>
           </w:p>
         </w:tc>
         <w:tc>
           <w:tcPr>
-            <w:tcW w:w="1591" w:type="dxa"/>
-            <w:tcBorders/>
+            <w:tcW w:w="2398" w:type="dxa"/>
+            <w:tcBorders>
+              <w:top w:val="single" w:sz="6" w:space="0" w:color="BFC7D5"/>
+              <w:left w:val="single" w:sz="2" w:space="0" w:color="BFC7D5"/>
+              <w:bottom w:val="single" w:sz="2" w:space="0" w:color="BFC7D5"/>
+              <w:right w:val="single" w:sz="6" w:space="0" w:color="BFC7D5"/>
+            </w:tcBorders>
+            <w:shd w:fill="1F3A5F" w:val="clear"/>
             <w:vAlign w:val="center"/>
           </w:tcPr>
           <w:p>
             <w:pPr>
               <w:pStyle w:val="TableHeading"/>
-              <w:suppressLineNumbers/>
-              <w:shd w:fill="1F3A5F" w:val="clear"/>
-              <w:bidi w:val="0"/>
-              <w:spacing w:before="0" w:after="283"/>
-              <w:jc w:val="center"/>
-              <w:rPr/>
-            </w:pPr>
-            <w:r>
-              <w:rPr/>
+              <w:bidi w:val="0"/>
+              <w:spacing w:before="0" w:after="283"/>
+              <w:jc w:val="left"/>
+              <w:rPr>
+                <w:color w:val="FFFFFF"/>
+              </w:rPr>
+            </w:pPr>
+            <w:r>
+              <w:rPr>
+                <w:color w:val="FFFFFF"/>
+              </w:rPr>
               <w:t>Version / revision</w:t>
             </w:r>
           </w:p>
         </w:tc>
         <w:tc>
           <w:tcPr>
-            <w:tcW w:w="2341" w:type="dxa"/>
-            <w:tcBorders/>
+            <w:tcW w:w="3460" w:type="dxa"/>
+            <w:tcBorders>
+              <w:top w:val="single" w:sz="6" w:space="0" w:color="BFC7D5"/>
+              <w:left w:val="single" w:sz="2" w:space="0" w:color="BFC7D5"/>
+              <w:bottom w:val="single" w:sz="2" w:space="0" w:color="BFC7D5"/>
+              <w:right w:val="single" w:sz="6" w:space="0" w:color="BFC7D5"/>
+            </w:tcBorders>
+            <w:shd w:fill="1F3A5F" w:val="clear"/>
             <w:vAlign w:val="center"/>
           </w:tcPr>
           <w:p>
             <w:pPr>
               <w:pStyle w:val="TableHeading"/>
-              <w:suppressLineNumbers/>
-              <w:shd w:fill="1F3A5F" w:val="clear"/>
-              <w:bidi w:val="0"/>
-              <w:spacing w:before="0" w:after="283"/>
-              <w:jc w:val="center"/>
-              <w:rPr/>
-            </w:pPr>
-            <w:r>
-              <w:rPr/>
+              <w:bidi w:val="0"/>
+              <w:spacing w:before="0" w:after="283"/>
+              <w:jc w:val="left"/>
+              <w:rPr/>
+            </w:pPr>
+            <w:r>
+              <w:rPr>
+                <w:color w:val="FFFFFF"/>
+              </w:rPr>
               <w:t>Licence checked (</w:t>
             </w:r>
             <w:r>
               <w:rPr>
                 <w:rStyle w:val="SourceText"/>
+                <w:color w:val="FFFFFF"/>
               </w:rPr>
               <w:t>FRM-04</w:t>
             </w:r>
             <w:r>
-              <w:rPr/>
+              <w:rPr>
+                <w:color w:val="FFFFFF"/>
+              </w:rPr>
               <w:t>)</w:t>
             </w:r>
           </w:p>
@@ -1266,8 +1811,12 @@
         <w:trPr/>
         <w:tc>
           <w:tcPr>
-            <w:tcW w:w="1021" w:type="dxa"/>
-            <w:tcBorders/>
+            <w:tcW w:w="1555" w:type="dxa"/>
+            <w:tcBorders>
+              <w:left w:val="single" w:sz="6" w:space="0" w:color="BFC7D5"/>
+              <w:bottom w:val="single" w:sz="2" w:space="0" w:color="BFC7D5"/>
+              <w:right w:val="single" w:sz="6" w:space="0" w:color="BFC7D5"/>
+            </w:tcBorders>
             <w:vAlign w:val="center"/>
           </w:tcPr>
           <w:p>
@@ -1286,8 +1835,12 @@
         </w:tc>
         <w:tc>
           <w:tcPr>
-            <w:tcW w:w="2626" w:type="dxa"/>
-            <w:tcBorders/>
+            <w:tcW w:w="3925" w:type="dxa"/>
+            <w:tcBorders>
+              <w:left w:val="single" w:sz="2" w:space="0" w:color="BFC7D5"/>
+              <w:bottom w:val="single" w:sz="2" w:space="0" w:color="BFC7D5"/>
+              <w:right w:val="single" w:sz="6" w:space="0" w:color="BFC7D5"/>
+            </w:tcBorders>
             <w:vAlign w:val="center"/>
           </w:tcPr>
           <w:p>
@@ -1308,8 +1861,12 @@
         </w:tc>
         <w:tc>
           <w:tcPr>
-            <w:tcW w:w="1591" w:type="dxa"/>
-            <w:tcBorders/>
+            <w:tcW w:w="2398" w:type="dxa"/>
+            <w:tcBorders>
+              <w:left w:val="single" w:sz="2" w:space="0" w:color="BFC7D5"/>
+              <w:bottom w:val="single" w:sz="2" w:space="0" w:color="BFC7D5"/>
+              <w:right w:val="single" w:sz="6" w:space="0" w:color="BFC7D5"/>
+            </w:tcBorders>
             <w:vAlign w:val="center"/>
           </w:tcPr>
           <w:p>
@@ -1330,8 +1887,12 @@
         </w:tc>
         <w:tc>
           <w:tcPr>
-            <w:tcW w:w="2341" w:type="dxa"/>
-            <w:tcBorders/>
+            <w:tcW w:w="3460" w:type="dxa"/>
+            <w:tcBorders>
+              <w:left w:val="single" w:sz="2" w:space="0" w:color="BFC7D5"/>
+              <w:bottom w:val="single" w:sz="2" w:space="0" w:color="BFC7D5"/>
+              <w:right w:val="single" w:sz="6" w:space="0" w:color="BFC7D5"/>
+            </w:tcBorders>
             <w:vAlign w:val="center"/>
           </w:tcPr>
           <w:p>
@@ -1357,8 +1918,12 @@
         <w:trPr/>
         <w:tc>
           <w:tcPr>
-            <w:tcW w:w="1021" w:type="dxa"/>
-            <w:tcBorders/>
+            <w:tcW w:w="1555" w:type="dxa"/>
+            <w:tcBorders>
+              <w:left w:val="single" w:sz="6" w:space="0" w:color="BFC7D5"/>
+              <w:bottom w:val="single" w:sz="2" w:space="0" w:color="BFC7D5"/>
+              <w:right w:val="single" w:sz="6" w:space="0" w:color="BFC7D5"/>
+            </w:tcBorders>
             <w:vAlign w:val="center"/>
           </w:tcPr>
           <w:p>
@@ -1377,8 +1942,12 @@
         </w:tc>
         <w:tc>
           <w:tcPr>
-            <w:tcW w:w="2626" w:type="dxa"/>
-            <w:tcBorders/>
+            <w:tcW w:w="3925" w:type="dxa"/>
+            <w:tcBorders>
+              <w:left w:val="single" w:sz="2" w:space="0" w:color="BFC7D5"/>
+              <w:bottom w:val="single" w:sz="2" w:space="0" w:color="BFC7D5"/>
+              <w:right w:val="single" w:sz="6" w:space="0" w:color="BFC7D5"/>
+            </w:tcBorders>
             <w:vAlign w:val="center"/>
           </w:tcPr>
           <w:p>
@@ -1399,8 +1968,12 @@
         </w:tc>
         <w:tc>
           <w:tcPr>
-            <w:tcW w:w="1591" w:type="dxa"/>
-            <w:tcBorders/>
+            <w:tcW w:w="2398" w:type="dxa"/>
+            <w:tcBorders>
+              <w:left w:val="single" w:sz="2" w:space="0" w:color="BFC7D5"/>
+              <w:bottom w:val="single" w:sz="2" w:space="0" w:color="BFC7D5"/>
+              <w:right w:val="single" w:sz="6" w:space="0" w:color="BFC7D5"/>
+            </w:tcBorders>
             <w:vAlign w:val="center"/>
           </w:tcPr>
           <w:p>
@@ -1421,8 +1994,12 @@
         </w:tc>
         <w:tc>
           <w:tcPr>
-            <w:tcW w:w="2341" w:type="dxa"/>
-            <w:tcBorders/>
+            <w:tcW w:w="3460" w:type="dxa"/>
+            <w:tcBorders>
+              <w:left w:val="single" w:sz="2" w:space="0" w:color="BFC7D5"/>
+              <w:bottom w:val="single" w:sz="2" w:space="0" w:color="BFC7D5"/>
+              <w:right w:val="single" w:sz="6" w:space="0" w:color="BFC7D5"/>
+            </w:tcBorders>
             <w:vAlign w:val="center"/>
           </w:tcPr>
           <w:p>
@@ -1448,8 +2025,12 @@
         <w:trPr/>
         <w:tc>
           <w:tcPr>
-            <w:tcW w:w="1021" w:type="dxa"/>
-            <w:tcBorders/>
+            <w:tcW w:w="1555" w:type="dxa"/>
+            <w:tcBorders>
+              <w:left w:val="single" w:sz="6" w:space="0" w:color="BFC7D5"/>
+              <w:bottom w:val="single" w:sz="2" w:space="0" w:color="BFC7D5"/>
+              <w:right w:val="single" w:sz="6" w:space="0" w:color="BFC7D5"/>
+            </w:tcBorders>
             <w:vAlign w:val="center"/>
           </w:tcPr>
           <w:p>
@@ -1468,8 +2049,12 @@
         </w:tc>
         <w:tc>
           <w:tcPr>
-            <w:tcW w:w="2626" w:type="dxa"/>
-            <w:tcBorders/>
+            <w:tcW w:w="3925" w:type="dxa"/>
+            <w:tcBorders>
+              <w:left w:val="single" w:sz="2" w:space="0" w:color="BFC7D5"/>
+              <w:bottom w:val="single" w:sz="2" w:space="0" w:color="BFC7D5"/>
+              <w:right w:val="single" w:sz="6" w:space="0" w:color="BFC7D5"/>
+            </w:tcBorders>
             <w:vAlign w:val="center"/>
           </w:tcPr>
           <w:p>
@@ -1490,8 +2075,12 @@
         </w:tc>
         <w:tc>
           <w:tcPr>
-            <w:tcW w:w="1591" w:type="dxa"/>
-            <w:tcBorders/>
+            <w:tcW w:w="2398" w:type="dxa"/>
+            <w:tcBorders>
+              <w:left w:val="single" w:sz="2" w:space="0" w:color="BFC7D5"/>
+              <w:bottom w:val="single" w:sz="2" w:space="0" w:color="BFC7D5"/>
+              <w:right w:val="single" w:sz="6" w:space="0" w:color="BFC7D5"/>
+            </w:tcBorders>
             <w:vAlign w:val="center"/>
           </w:tcPr>
           <w:p>
@@ -1512,8 +2101,12 @@
         </w:tc>
         <w:tc>
           <w:tcPr>
-            <w:tcW w:w="2341" w:type="dxa"/>
-            <w:tcBorders/>
+            <w:tcW w:w="3460" w:type="dxa"/>
+            <w:tcBorders>
+              <w:left w:val="single" w:sz="2" w:space="0" w:color="BFC7D5"/>
+              <w:bottom w:val="single" w:sz="2" w:space="0" w:color="BFC7D5"/>
+              <w:right w:val="single" w:sz="6" w:space="0" w:color="BFC7D5"/>
+            </w:tcBorders>
             <w:vAlign w:val="center"/>
           </w:tcPr>
           <w:p>
@@ -1539,8 +2132,12 @@
         <w:trPr/>
         <w:tc>
           <w:tcPr>
-            <w:tcW w:w="1021" w:type="dxa"/>
-            <w:tcBorders/>
+            <w:tcW w:w="1555" w:type="dxa"/>
+            <w:tcBorders>
+              <w:left w:val="single" w:sz="6" w:space="0" w:color="BFC7D5"/>
+              <w:bottom w:val="single" w:sz="6" w:space="0" w:color="BFC7D5"/>
+              <w:right w:val="single" w:sz="6" w:space="0" w:color="BFC7D5"/>
+            </w:tcBorders>
             <w:vAlign w:val="center"/>
           </w:tcPr>
           <w:p>
@@ -1559,8 +2156,12 @@
         </w:tc>
         <w:tc>
           <w:tcPr>
-            <w:tcW w:w="2626" w:type="dxa"/>
-            <w:tcBorders/>
+            <w:tcW w:w="3925" w:type="dxa"/>
+            <w:tcBorders>
+              <w:left w:val="single" w:sz="2" w:space="0" w:color="BFC7D5"/>
+              <w:bottom w:val="single" w:sz="6" w:space="0" w:color="BFC7D5"/>
+              <w:right w:val="single" w:sz="6" w:space="0" w:color="BFC7D5"/>
+            </w:tcBorders>
             <w:vAlign w:val="center"/>
           </w:tcPr>
           <w:p>
@@ -1581,8 +2182,12 @@
         </w:tc>
         <w:tc>
           <w:tcPr>
-            <w:tcW w:w="1591" w:type="dxa"/>
-            <w:tcBorders/>
+            <w:tcW w:w="2398" w:type="dxa"/>
+            <w:tcBorders>
+              <w:left w:val="single" w:sz="2" w:space="0" w:color="BFC7D5"/>
+              <w:bottom w:val="single" w:sz="6" w:space="0" w:color="BFC7D5"/>
+              <w:right w:val="single" w:sz="6" w:space="0" w:color="BFC7D5"/>
+            </w:tcBorders>
             <w:vAlign w:val="center"/>
           </w:tcPr>
           <w:p>
@@ -1603,8 +2208,12 @@
         </w:tc>
         <w:tc>
           <w:tcPr>
-            <w:tcW w:w="2341" w:type="dxa"/>
-            <w:tcBorders/>
+            <w:tcW w:w="3460" w:type="dxa"/>
+            <w:tcBorders>
+              <w:left w:val="single" w:sz="2" w:space="0" w:color="BFC7D5"/>
+              <w:bottom w:val="single" w:sz="6" w:space="0" w:color="BFC7D5"/>
+              <w:right w:val="single" w:sz="6" w:space="0" w:color="BFC7D5"/>
+            </w:tcBorders>
             <w:vAlign w:val="center"/>
           </w:tcPr>
           <w:p>
@@ -1641,21 +2250,21 @@
     </w:p>
     <w:tbl>
       <w:tblPr>
-        <w:tblW w:w="7128" w:type="dxa"/>
+        <w:tblW w:w="5000" w:type="pct"/>
         <w:jc w:val="left"/>
-        <w:tblInd w:w="0" w:type="dxa"/>
+        <w:tblInd w:w="-7" w:type="dxa"/>
         <w:tblLayout w:type="fixed"/>
         <w:tblCellMar>
-          <w:top w:w="28" w:type="dxa"/>
-          <w:left w:w="28" w:type="dxa"/>
-          <w:bottom w:w="28" w:type="dxa"/>
-          <w:right w:w="28" w:type="dxa"/>
+          <w:top w:w="60" w:type="dxa"/>
+          <w:left w:w="60" w:type="dxa"/>
+          <w:bottom w:w="60" w:type="dxa"/>
+          <w:right w:w="60" w:type="dxa"/>
         </w:tblCellMar>
       </w:tblPr>
       <w:tblGrid>
-        <w:gridCol w:w="2671"/>
-        <w:gridCol w:w="3046"/>
-        <w:gridCol w:w="1411"/>
+        <w:gridCol w:w="4258"/>
+        <w:gridCol w:w="4851"/>
+        <w:gridCol w:w="2229"/>
       </w:tblGrid>
       <w:tr>
         <w:trPr>
@@ -1663,76 +2272,101 @@
         </w:trPr>
         <w:tc>
           <w:tcPr>
-            <w:tcW w:w="2671" w:type="dxa"/>
-            <w:tcBorders/>
+            <w:tcW w:w="4258" w:type="dxa"/>
+            <w:tcBorders>
+              <w:top w:val="single" w:sz="6" w:space="0" w:color="BFC7D5"/>
+              <w:left w:val="single" w:sz="6" w:space="0" w:color="BFC7D5"/>
+              <w:bottom w:val="single" w:sz="2" w:space="0" w:color="BFC7D5"/>
+              <w:right w:val="single" w:sz="6" w:space="0" w:color="BFC7D5"/>
+            </w:tcBorders>
+            <w:shd w:fill="1F3A5F" w:val="clear"/>
             <w:vAlign w:val="center"/>
           </w:tcPr>
           <w:p>
             <w:pPr>
               <w:pStyle w:val="TableHeading"/>
-              <w:suppressLineNumbers/>
-              <w:shd w:fill="1F3A5F" w:val="clear"/>
-              <w:bidi w:val="0"/>
-              <w:spacing w:before="0" w:after="283"/>
-              <w:jc w:val="center"/>
-              <w:rPr/>
-            </w:pPr>
-            <w:r>
-              <w:rPr/>
+              <w:bidi w:val="0"/>
+              <w:spacing w:before="0" w:after="283"/>
+              <w:jc w:val="left"/>
+              <w:rPr/>
+            </w:pPr>
+            <w:r>
+              <w:rPr>
+                <w:color w:val="FFFFFF"/>
+              </w:rPr>
               <w:t>Change ID (</w:t>
             </w:r>
             <w:r>
               <w:rPr>
                 <w:rStyle w:val="SourceText"/>
+                <w:color w:val="FFFFFF"/>
               </w:rPr>
               <w:t>FRM-02</w:t>
             </w:r>
             <w:r>
-              <w:rPr/>
+              <w:rPr>
+                <w:color w:val="FFFFFF"/>
+              </w:rPr>
               <w:t>) or commit</w:t>
             </w:r>
           </w:p>
         </w:tc>
         <w:tc>
           <w:tcPr>
-            <w:tcW w:w="3046" w:type="dxa"/>
-            <w:tcBorders/>
+            <w:tcW w:w="4851" w:type="dxa"/>
+            <w:tcBorders>
+              <w:top w:val="single" w:sz="6" w:space="0" w:color="BFC7D5"/>
+              <w:left w:val="single" w:sz="2" w:space="0" w:color="BFC7D5"/>
+              <w:bottom w:val="single" w:sz="2" w:space="0" w:color="BFC7D5"/>
+              <w:right w:val="single" w:sz="6" w:space="0" w:color="BFC7D5"/>
+            </w:tcBorders>
+            <w:shd w:fill="1F3A5F" w:val="clear"/>
             <w:vAlign w:val="center"/>
           </w:tcPr>
           <w:p>
             <w:pPr>
               <w:pStyle w:val="TableHeading"/>
-              <w:suppressLineNumbers/>
-              <w:shd w:fill="1F3A5F" w:val="clear"/>
-              <w:bidi w:val="0"/>
-              <w:spacing w:before="0" w:after="283"/>
-              <w:jc w:val="center"/>
-              <w:rPr/>
-            </w:pPr>
-            <w:r>
-              <w:rPr/>
+              <w:bidi w:val="0"/>
+              <w:spacing w:before="0" w:after="283"/>
+              <w:jc w:val="left"/>
+              <w:rPr>
+                <w:color w:val="FFFFFF"/>
+              </w:rPr>
+            </w:pPr>
+            <w:r>
+              <w:rPr>
+                <w:color w:val="FFFFFF"/>
+              </w:rPr>
               <w:t>Description</w:t>
             </w:r>
           </w:p>
         </w:tc>
         <w:tc>
           <w:tcPr>
-            <w:tcW w:w="1411" w:type="dxa"/>
-            <w:tcBorders/>
+            <w:tcW w:w="2229" w:type="dxa"/>
+            <w:tcBorders>
+              <w:top w:val="single" w:sz="6" w:space="0" w:color="BFC7D5"/>
+              <w:left w:val="single" w:sz="2" w:space="0" w:color="BFC7D5"/>
+              <w:bottom w:val="single" w:sz="2" w:space="0" w:color="BFC7D5"/>
+              <w:right w:val="single" w:sz="6" w:space="0" w:color="BFC7D5"/>
+            </w:tcBorders>
+            <w:shd w:fill="1F3A5F" w:val="clear"/>
             <w:vAlign w:val="center"/>
           </w:tcPr>
           <w:p>
             <w:pPr>
               <w:pStyle w:val="TableHeading"/>
-              <w:suppressLineNumbers/>
-              <w:shd w:fill="1F3A5F" w:val="clear"/>
-              <w:bidi w:val="0"/>
-              <w:spacing w:before="0" w:after="283"/>
-              <w:jc w:val="center"/>
-              <w:rPr/>
-            </w:pPr>
-            <w:r>
-              <w:rPr/>
+              <w:bidi w:val="0"/>
+              <w:spacing w:before="0" w:after="283"/>
+              <w:jc w:val="left"/>
+              <w:rPr>
+                <w:color w:val="FFFFFF"/>
+              </w:rPr>
+            </w:pPr>
+            <w:r>
+              <w:rPr>
+                <w:color w:val="FFFFFF"/>
+              </w:rPr>
               <w:t>Classification</w:t>
             </w:r>
           </w:p>
@@ -1742,8 +2376,12 @@
         <w:trPr/>
         <w:tc>
           <w:tcPr>
-            <w:tcW w:w="2671" w:type="dxa"/>
-            <w:tcBorders/>
+            <w:tcW w:w="4258" w:type="dxa"/>
+            <w:tcBorders>
+              <w:left w:val="single" w:sz="6" w:space="0" w:color="BFC7D5"/>
+              <w:bottom w:val="single" w:sz="2" w:space="0" w:color="BFC7D5"/>
+              <w:right w:val="single" w:sz="6" w:space="0" w:color="BFC7D5"/>
+            </w:tcBorders>
             <w:vAlign w:val="center"/>
           </w:tcPr>
           <w:p>
@@ -1764,8 +2402,12 @@
         </w:tc>
         <w:tc>
           <w:tcPr>
-            <w:tcW w:w="3046" w:type="dxa"/>
-            <w:tcBorders/>
+            <w:tcW w:w="4851" w:type="dxa"/>
+            <w:tcBorders>
+              <w:left w:val="single" w:sz="2" w:space="0" w:color="BFC7D5"/>
+              <w:bottom w:val="single" w:sz="2" w:space="0" w:color="BFC7D5"/>
+              <w:right w:val="single" w:sz="6" w:space="0" w:color="BFC7D5"/>
+            </w:tcBorders>
             <w:vAlign w:val="center"/>
           </w:tcPr>
           <w:p>
@@ -1786,8 +2428,12 @@
         </w:tc>
         <w:tc>
           <w:tcPr>
-            <w:tcW w:w="1411" w:type="dxa"/>
-            <w:tcBorders/>
+            <w:tcW w:w="2229" w:type="dxa"/>
+            <w:tcBorders>
+              <w:left w:val="single" w:sz="2" w:space="0" w:color="BFC7D5"/>
+              <w:bottom w:val="single" w:sz="2" w:space="0" w:color="BFC7D5"/>
+              <w:right w:val="single" w:sz="6" w:space="0" w:color="BFC7D5"/>
+            </w:tcBorders>
             <w:vAlign w:val="center"/>
           </w:tcPr>
           <w:p>
@@ -1811,8 +2457,12 @@
         <w:trPr/>
         <w:tc>
           <w:tcPr>
-            <w:tcW w:w="2671" w:type="dxa"/>
-            <w:tcBorders/>
+            <w:tcW w:w="4258" w:type="dxa"/>
+            <w:tcBorders>
+              <w:left w:val="single" w:sz="6" w:space="0" w:color="BFC7D5"/>
+              <w:bottom w:val="single" w:sz="6" w:space="0" w:color="BFC7D5"/>
+              <w:right w:val="single" w:sz="6" w:space="0" w:color="BFC7D5"/>
+            </w:tcBorders>
             <w:vAlign w:val="center"/>
           </w:tcPr>
           <w:p>
@@ -1833,8 +2483,12 @@
         </w:tc>
         <w:tc>
           <w:tcPr>
-            <w:tcW w:w="3046" w:type="dxa"/>
-            <w:tcBorders/>
+            <w:tcW w:w="4851" w:type="dxa"/>
+            <w:tcBorders>
+              <w:left w:val="single" w:sz="2" w:space="0" w:color="BFC7D5"/>
+              <w:bottom w:val="single" w:sz="6" w:space="0" w:color="BFC7D5"/>
+              <w:right w:val="single" w:sz="6" w:space="0" w:color="BFC7D5"/>
+            </w:tcBorders>
             <w:vAlign w:val="center"/>
           </w:tcPr>
           <w:p>
@@ -1855,8 +2509,12 @@
         </w:tc>
         <w:tc>
           <w:tcPr>
-            <w:tcW w:w="1411" w:type="dxa"/>
-            <w:tcBorders/>
+            <w:tcW w:w="2229" w:type="dxa"/>
+            <w:tcBorders>
+              <w:left w:val="single" w:sz="2" w:space="0" w:color="BFC7D5"/>
+              <w:bottom w:val="single" w:sz="6" w:space="0" w:color="BFC7D5"/>
+              <w:right w:val="single" w:sz="6" w:space="0" w:color="BFC7D5"/>
+            </w:tcBorders>
             <w:vAlign w:val="center"/>
           </w:tcPr>
           <w:p>
@@ -1891,23 +2549,23 @@
     </w:p>
     <w:tbl>
       <w:tblPr>
-        <w:tblW w:w="11339" w:type="dxa"/>
+        <w:tblW w:w="5000" w:type="pct"/>
         <w:jc w:val="left"/>
-        <w:tblInd w:w="0" w:type="dxa"/>
+        <w:tblInd w:w="-7" w:type="dxa"/>
         <w:tblLayout w:type="fixed"/>
         <w:tblCellMar>
-          <w:top w:w="28" w:type="dxa"/>
-          <w:left w:w="28" w:type="dxa"/>
-          <w:bottom w:w="28" w:type="dxa"/>
-          <w:right w:w="28" w:type="dxa"/>
+          <w:top w:w="60" w:type="dxa"/>
+          <w:left w:w="60" w:type="dxa"/>
+          <w:bottom w:w="60" w:type="dxa"/>
+          <w:right w:w="60" w:type="dxa"/>
         </w:tblCellMar>
       </w:tblPr>
       <w:tblGrid>
-        <w:gridCol w:w="211"/>
-        <w:gridCol w:w="3366"/>
-        <w:gridCol w:w="3247"/>
-        <w:gridCol w:w="2173"/>
-        <w:gridCol w:w="2342"/>
+        <w:gridCol w:w="244"/>
+        <w:gridCol w:w="3357"/>
+        <w:gridCol w:w="3244"/>
+        <w:gridCol w:w="2179"/>
+        <w:gridCol w:w="2315"/>
       </w:tblGrid>
       <w:tr>
         <w:trPr>
@@ -1915,110 +2573,150 @@
         </w:trPr>
         <w:tc>
           <w:tcPr>
-            <w:tcW w:w="211" w:type="dxa"/>
-            <w:tcBorders/>
+            <w:tcW w:w="244" w:type="dxa"/>
+            <w:tcBorders>
+              <w:top w:val="single" w:sz="6" w:space="0" w:color="BFC7D5"/>
+              <w:left w:val="single" w:sz="6" w:space="0" w:color="BFC7D5"/>
+              <w:bottom w:val="single" w:sz="2" w:space="0" w:color="BFC7D5"/>
+              <w:right w:val="single" w:sz="6" w:space="0" w:color="BFC7D5"/>
+            </w:tcBorders>
+            <w:shd w:fill="1F3A5F" w:val="clear"/>
             <w:vAlign w:val="center"/>
           </w:tcPr>
           <w:p>
             <w:pPr>
               <w:pStyle w:val="TableHeading"/>
-              <w:suppressLineNumbers/>
-              <w:shd w:fill="1F3A5F" w:val="clear"/>
-              <w:bidi w:val="0"/>
-              <w:spacing w:before="0" w:after="283"/>
-              <w:jc w:val="center"/>
-              <w:rPr/>
-            </w:pPr>
-            <w:r>
-              <w:rPr/>
+              <w:bidi w:val="0"/>
+              <w:spacing w:before="0" w:after="283"/>
+              <w:jc w:val="left"/>
+              <w:rPr>
+                <w:color w:val="FFFFFF"/>
+              </w:rPr>
+            </w:pPr>
+            <w:r>
+              <w:rPr>
+                <w:color w:val="FFFFFF"/>
+              </w:rPr>
               <w:t>#</w:t>
             </w:r>
           </w:p>
         </w:tc>
         <w:tc>
           <w:tcPr>
-            <w:tcW w:w="3366" w:type="dxa"/>
-            <w:tcBorders/>
+            <w:tcW w:w="3357" w:type="dxa"/>
+            <w:tcBorders>
+              <w:top w:val="single" w:sz="6" w:space="0" w:color="BFC7D5"/>
+              <w:left w:val="single" w:sz="2" w:space="0" w:color="BFC7D5"/>
+              <w:bottom w:val="single" w:sz="2" w:space="0" w:color="BFC7D5"/>
+              <w:right w:val="single" w:sz="6" w:space="0" w:color="BFC7D5"/>
+            </w:tcBorders>
+            <w:shd w:fill="1F3A5F" w:val="clear"/>
             <w:vAlign w:val="center"/>
           </w:tcPr>
           <w:p>
             <w:pPr>
               <w:pStyle w:val="TableHeading"/>
-              <w:suppressLineNumbers/>
-              <w:shd w:fill="1F3A5F" w:val="clear"/>
-              <w:bidi w:val="0"/>
-              <w:spacing w:before="0" w:after="283"/>
-              <w:jc w:val="center"/>
-              <w:rPr/>
-            </w:pPr>
-            <w:r>
-              <w:rPr/>
+              <w:bidi w:val="0"/>
+              <w:spacing w:before="0" w:after="283"/>
+              <w:jc w:val="left"/>
+              <w:rPr>
+                <w:color w:val="FFFFFF"/>
+              </w:rPr>
+            </w:pPr>
+            <w:r>
+              <w:rPr>
+                <w:color w:val="FFFFFF"/>
+              </w:rPr>
               <w:t>Check</w:t>
             </w:r>
           </w:p>
         </w:tc>
         <w:tc>
           <w:tcPr>
-            <w:tcW w:w="3247" w:type="dxa"/>
-            <w:tcBorders/>
+            <w:tcW w:w="3244" w:type="dxa"/>
+            <w:tcBorders>
+              <w:top w:val="single" w:sz="6" w:space="0" w:color="BFC7D5"/>
+              <w:left w:val="single" w:sz="2" w:space="0" w:color="BFC7D5"/>
+              <w:bottom w:val="single" w:sz="2" w:space="0" w:color="BFC7D5"/>
+              <w:right w:val="single" w:sz="6" w:space="0" w:color="BFC7D5"/>
+            </w:tcBorders>
+            <w:shd w:fill="1F3A5F" w:val="clear"/>
             <w:vAlign w:val="center"/>
           </w:tcPr>
           <w:p>
             <w:pPr>
               <w:pStyle w:val="TableHeading"/>
-              <w:suppressLineNumbers/>
-              <w:shd w:fill="1F3A5F" w:val="clear"/>
-              <w:bidi w:val="0"/>
-              <w:spacing w:before="0" w:after="283"/>
-              <w:jc w:val="center"/>
-              <w:rPr/>
-            </w:pPr>
-            <w:r>
-              <w:rPr/>
+              <w:bidi w:val="0"/>
+              <w:spacing w:before="0" w:after="283"/>
+              <w:jc w:val="left"/>
+              <w:rPr>
+                <w:color w:val="FFFFFF"/>
+              </w:rPr>
+            </w:pPr>
+            <w:r>
+              <w:rPr>
+                <w:color w:val="FFFFFF"/>
+              </w:rPr>
               <w:t>Acceptance criterion</w:t>
             </w:r>
           </w:p>
         </w:tc>
         <w:tc>
           <w:tcPr>
-            <w:tcW w:w="2173" w:type="dxa"/>
-            <w:tcBorders/>
+            <w:tcW w:w="2179" w:type="dxa"/>
+            <w:tcBorders>
+              <w:top w:val="single" w:sz="6" w:space="0" w:color="BFC7D5"/>
+              <w:left w:val="single" w:sz="2" w:space="0" w:color="BFC7D5"/>
+              <w:bottom w:val="single" w:sz="2" w:space="0" w:color="BFC7D5"/>
+              <w:right w:val="single" w:sz="6" w:space="0" w:color="BFC7D5"/>
+            </w:tcBorders>
+            <w:shd w:fill="1F3A5F" w:val="clear"/>
             <w:vAlign w:val="center"/>
           </w:tcPr>
           <w:p>
             <w:pPr>
               <w:pStyle w:val="TableHeading"/>
-              <w:suppressLineNumbers/>
-              <w:shd w:fill="1F3A5F" w:val="clear"/>
-              <w:bidi w:val="0"/>
-              <w:spacing w:before="0" w:after="283"/>
-              <w:jc w:val="center"/>
-              <w:rPr/>
-            </w:pPr>
-            <w:r>
-              <w:rPr/>
+              <w:bidi w:val="0"/>
+              <w:spacing w:before="0" w:after="283"/>
+              <w:jc w:val="left"/>
+              <w:rPr>
+                <w:color w:val="FFFFFF"/>
+              </w:rPr>
+            </w:pPr>
+            <w:r>
+              <w:rPr>
+                <w:color w:val="FFFFFF"/>
+              </w:rPr>
               <w:t>Result</w:t>
             </w:r>
           </w:p>
         </w:tc>
         <w:tc>
           <w:tcPr>
-            <w:tcW w:w="2342" w:type="dxa"/>
-            <w:tcBorders/>
+            <w:tcW w:w="2315" w:type="dxa"/>
+            <w:tcBorders>
+              <w:top w:val="single" w:sz="6" w:space="0" w:color="BFC7D5"/>
+              <w:left w:val="single" w:sz="2" w:space="0" w:color="BFC7D5"/>
+              <w:bottom w:val="single" w:sz="2" w:space="0" w:color="BFC7D5"/>
+              <w:right w:val="single" w:sz="6" w:space="0" w:color="BFC7D5"/>
+            </w:tcBorders>
+            <w:shd w:fill="1F3A5F" w:val="clear"/>
             <w:vAlign w:val="center"/>
           </w:tcPr>
           <w:p>
             <w:pPr>
               <w:pStyle w:val="TableHeading"/>
-              <w:suppressLineNumbers/>
-              <w:shd w:fill="1F3A5F" w:val="clear"/>
-              <w:bidi w:val="0"/>
-              <w:spacing w:before="0" w:after="283"/>
-              <w:jc w:val="center"/>
-              <w:rPr/>
-            </w:pPr>
-            <w:r>
-              <w:rPr/>
+              <w:bidi w:val="0"/>
+              <w:spacing w:before="0" w:after="283"/>
+              <w:jc w:val="left"/>
+              <w:rPr>
+                <w:color w:val="FFFFFF"/>
+              </w:rPr>
+            </w:pPr>
+            <w:r>
+              <w:rPr>
+                <w:color w:val="FFFFFF"/>
+              </w:rPr>
               <w:t>Evidence (path / report filename)</w:t>
             </w:r>
           </w:p>
@@ -2028,8 +2726,12 @@
         <w:trPr/>
         <w:tc>
           <w:tcPr>
-            <w:tcW w:w="211" w:type="dxa"/>
-            <w:tcBorders/>
+            <w:tcW w:w="244" w:type="dxa"/>
+            <w:tcBorders>
+              <w:left w:val="single" w:sz="6" w:space="0" w:color="BFC7D5"/>
+              <w:bottom w:val="single" w:sz="2" w:space="0" w:color="BFC7D5"/>
+              <w:right w:val="single" w:sz="6" w:space="0" w:color="BFC7D5"/>
+            </w:tcBorders>
             <w:vAlign w:val="center"/>
           </w:tcPr>
           <w:p>
@@ -2048,8 +2750,12 @@
         </w:tc>
         <w:tc>
           <w:tcPr>
-            <w:tcW w:w="3366" w:type="dxa"/>
-            <w:tcBorders/>
+            <w:tcW w:w="3357" w:type="dxa"/>
+            <w:tcBorders>
+              <w:left w:val="single" w:sz="2" w:space="0" w:color="BFC7D5"/>
+              <w:bottom w:val="single" w:sz="2" w:space="0" w:color="BFC7D5"/>
+              <w:right w:val="single" w:sz="6" w:space="0" w:color="BFC7D5"/>
+            </w:tcBorders>
             <w:vAlign w:val="center"/>
           </w:tcPr>
           <w:p>
@@ -2068,8 +2774,12 @@
         </w:tc>
         <w:tc>
           <w:tcPr>
-            <w:tcW w:w="3247" w:type="dxa"/>
-            <w:tcBorders/>
+            <w:tcW w:w="3244" w:type="dxa"/>
+            <w:tcBorders>
+              <w:left w:val="single" w:sz="2" w:space="0" w:color="BFC7D5"/>
+              <w:bottom w:val="single" w:sz="2" w:space="0" w:color="BFC7D5"/>
+              <w:right w:val="single" w:sz="6" w:space="0" w:color="BFC7D5"/>
+            </w:tcBorders>
             <w:vAlign w:val="center"/>
           </w:tcPr>
           <w:p>
@@ -2088,8 +2798,12 @@
         </w:tc>
         <w:tc>
           <w:tcPr>
-            <w:tcW w:w="2173" w:type="dxa"/>
-            <w:tcBorders/>
+            <w:tcW w:w="2179" w:type="dxa"/>
+            <w:tcBorders>
+              <w:left w:val="single" w:sz="2" w:space="0" w:color="BFC7D5"/>
+              <w:bottom w:val="single" w:sz="2" w:space="0" w:color="BFC7D5"/>
+              <w:right w:val="single" w:sz="6" w:space="0" w:color="BFC7D5"/>
+            </w:tcBorders>
             <w:vAlign w:val="center"/>
           </w:tcPr>
           <w:p>
@@ -2118,8 +2832,12 @@
         </w:tc>
         <w:tc>
           <w:tcPr>
-            <w:tcW w:w="2342" w:type="dxa"/>
-            <w:tcBorders/>
+            <w:tcW w:w="2315" w:type="dxa"/>
+            <w:tcBorders>
+              <w:left w:val="single" w:sz="2" w:space="0" w:color="BFC7D5"/>
+              <w:bottom w:val="single" w:sz="2" w:space="0" w:color="BFC7D5"/>
+              <w:right w:val="single" w:sz="6" w:space="0" w:color="BFC7D5"/>
+            </w:tcBorders>
             <w:vAlign w:val="center"/>
           </w:tcPr>
           <w:p>
@@ -2143,8 +2861,12 @@
         <w:trPr/>
         <w:tc>
           <w:tcPr>
-            <w:tcW w:w="211" w:type="dxa"/>
-            <w:tcBorders/>
+            <w:tcW w:w="244" w:type="dxa"/>
+            <w:tcBorders>
+              <w:left w:val="single" w:sz="6" w:space="0" w:color="BFC7D5"/>
+              <w:bottom w:val="single" w:sz="2" w:space="0" w:color="BFC7D5"/>
+              <w:right w:val="single" w:sz="6" w:space="0" w:color="BFC7D5"/>
+            </w:tcBorders>
             <w:vAlign w:val="center"/>
           </w:tcPr>
           <w:p>
@@ -2163,8 +2885,12 @@
         </w:tc>
         <w:tc>
           <w:tcPr>
-            <w:tcW w:w="3366" w:type="dxa"/>
-            <w:tcBorders/>
+            <w:tcW w:w="3357" w:type="dxa"/>
+            <w:tcBorders>
+              <w:left w:val="single" w:sz="2" w:space="0" w:color="BFC7D5"/>
+              <w:bottom w:val="single" w:sz="2" w:space="0" w:color="BFC7D5"/>
+              <w:right w:val="single" w:sz="6" w:space="0" w:color="BFC7D5"/>
+            </w:tcBorders>
             <w:vAlign w:val="center"/>
           </w:tcPr>
           <w:p>
@@ -2183,8 +2909,12 @@
         </w:tc>
         <w:tc>
           <w:tcPr>
-            <w:tcW w:w="3247" w:type="dxa"/>
-            <w:tcBorders/>
+            <w:tcW w:w="3244" w:type="dxa"/>
+            <w:tcBorders>
+              <w:left w:val="single" w:sz="2" w:space="0" w:color="BFC7D5"/>
+              <w:bottom w:val="single" w:sz="2" w:space="0" w:color="BFC7D5"/>
+              <w:right w:val="single" w:sz="6" w:space="0" w:color="BFC7D5"/>
+            </w:tcBorders>
             <w:vAlign w:val="center"/>
           </w:tcPr>
           <w:p>
@@ -2203,8 +2933,12 @@
         </w:tc>
         <w:tc>
           <w:tcPr>
-            <w:tcW w:w="2173" w:type="dxa"/>
-            <w:tcBorders/>
+            <w:tcW w:w="2179" w:type="dxa"/>
+            <w:tcBorders>
+              <w:left w:val="single" w:sz="2" w:space="0" w:color="BFC7D5"/>
+              <w:bottom w:val="single" w:sz="2" w:space="0" w:color="BFC7D5"/>
+              <w:right w:val="single" w:sz="6" w:space="0" w:color="BFC7D5"/>
+            </w:tcBorders>
             <w:vAlign w:val="center"/>
           </w:tcPr>
           <w:p>
@@ -2233,8 +2967,12 @@
         </w:tc>
         <w:tc>
           <w:tcPr>
-            <w:tcW w:w="2342" w:type="dxa"/>
-            <w:tcBorders/>
+            <w:tcW w:w="2315" w:type="dxa"/>
+            <w:tcBorders>
+              <w:left w:val="single" w:sz="2" w:space="0" w:color="BFC7D5"/>
+              <w:bottom w:val="single" w:sz="2" w:space="0" w:color="BFC7D5"/>
+              <w:right w:val="single" w:sz="6" w:space="0" w:color="BFC7D5"/>
+            </w:tcBorders>
             <w:vAlign w:val="center"/>
           </w:tcPr>
           <w:p>
@@ -2258,8 +2996,12 @@
         <w:trPr/>
         <w:tc>
           <w:tcPr>
-            <w:tcW w:w="211" w:type="dxa"/>
-            <w:tcBorders/>
+            <w:tcW w:w="244" w:type="dxa"/>
+            <w:tcBorders>
+              <w:left w:val="single" w:sz="6" w:space="0" w:color="BFC7D5"/>
+              <w:bottom w:val="single" w:sz="2" w:space="0" w:color="BFC7D5"/>
+              <w:right w:val="single" w:sz="6" w:space="0" w:color="BFC7D5"/>
+            </w:tcBorders>
             <w:vAlign w:val="center"/>
           </w:tcPr>
           <w:p>
@@ -2278,8 +3020,12 @@
         </w:tc>
         <w:tc>
           <w:tcPr>
-            <w:tcW w:w="3366" w:type="dxa"/>
-            <w:tcBorders/>
+            <w:tcW w:w="3357" w:type="dxa"/>
+            <w:tcBorders>
+              <w:left w:val="single" w:sz="2" w:space="0" w:color="BFC7D5"/>
+              <w:bottom w:val="single" w:sz="2" w:space="0" w:color="BFC7D5"/>
+              <w:right w:val="single" w:sz="6" w:space="0" w:color="BFC7D5"/>
+            </w:tcBorders>
             <w:vAlign w:val="center"/>
           </w:tcPr>
           <w:p>
@@ -2308,8 +3054,12 @@
         </w:tc>
         <w:tc>
           <w:tcPr>
-            <w:tcW w:w="3247" w:type="dxa"/>
-            <w:tcBorders/>
+            <w:tcW w:w="3244" w:type="dxa"/>
+            <w:tcBorders>
+              <w:left w:val="single" w:sz="2" w:space="0" w:color="BFC7D5"/>
+              <w:bottom w:val="single" w:sz="2" w:space="0" w:color="BFC7D5"/>
+              <w:right w:val="single" w:sz="6" w:space="0" w:color="BFC7D5"/>
+            </w:tcBorders>
             <w:vAlign w:val="center"/>
           </w:tcPr>
           <w:p>
@@ -2338,8 +3088,12 @@
         </w:tc>
         <w:tc>
           <w:tcPr>
-            <w:tcW w:w="2173" w:type="dxa"/>
-            <w:tcBorders/>
+            <w:tcW w:w="2179" w:type="dxa"/>
+            <w:tcBorders>
+              <w:left w:val="single" w:sz="2" w:space="0" w:color="BFC7D5"/>
+              <w:bottom w:val="single" w:sz="2" w:space="0" w:color="BFC7D5"/>
+              <w:right w:val="single" w:sz="6" w:space="0" w:color="BFC7D5"/>
+            </w:tcBorders>
             <w:vAlign w:val="center"/>
           </w:tcPr>
           <w:p>
@@ -2362,8 +3116,12 @@
         </w:tc>
         <w:tc>
           <w:tcPr>
-            <w:tcW w:w="2342" w:type="dxa"/>
-            <w:tcBorders/>
+            <w:tcW w:w="2315" w:type="dxa"/>
+            <w:tcBorders>
+              <w:left w:val="single" w:sz="2" w:space="0" w:color="BFC7D5"/>
+              <w:bottom w:val="single" w:sz="2" w:space="0" w:color="BFC7D5"/>
+              <w:right w:val="single" w:sz="6" w:space="0" w:color="BFC7D5"/>
+            </w:tcBorders>
             <w:vAlign w:val="center"/>
           </w:tcPr>
           <w:p>
@@ -2387,8 +3145,12 @@
         <w:trPr/>
         <w:tc>
           <w:tcPr>
-            <w:tcW w:w="211" w:type="dxa"/>
-            <w:tcBorders/>
+            <w:tcW w:w="244" w:type="dxa"/>
+            <w:tcBorders>
+              <w:left w:val="single" w:sz="6" w:space="0" w:color="BFC7D5"/>
+              <w:bottom w:val="single" w:sz="2" w:space="0" w:color="BFC7D5"/>
+              <w:right w:val="single" w:sz="6" w:space="0" w:color="BFC7D5"/>
+            </w:tcBorders>
             <w:vAlign w:val="center"/>
           </w:tcPr>
           <w:p>
@@ -2407,8 +3169,12 @@
         </w:tc>
         <w:tc>
           <w:tcPr>
-            <w:tcW w:w="3366" w:type="dxa"/>
-            <w:tcBorders/>
+            <w:tcW w:w="3357" w:type="dxa"/>
+            <w:tcBorders>
+              <w:left w:val="single" w:sz="2" w:space="0" w:color="BFC7D5"/>
+              <w:bottom w:val="single" w:sz="2" w:space="0" w:color="BFC7D5"/>
+              <w:right w:val="single" w:sz="6" w:space="0" w:color="BFC7D5"/>
+            </w:tcBorders>
             <w:vAlign w:val="center"/>
           </w:tcPr>
           <w:p>
@@ -2427,8 +3193,12 @@
         </w:tc>
         <w:tc>
           <w:tcPr>
-            <w:tcW w:w="3247" w:type="dxa"/>
-            <w:tcBorders/>
+            <w:tcW w:w="3244" w:type="dxa"/>
+            <w:tcBorders>
+              <w:left w:val="single" w:sz="2" w:space="0" w:color="BFC7D5"/>
+              <w:bottom w:val="single" w:sz="2" w:space="0" w:color="BFC7D5"/>
+              <w:right w:val="single" w:sz="6" w:space="0" w:color="BFC7D5"/>
+            </w:tcBorders>
             <w:vAlign w:val="center"/>
           </w:tcPr>
           <w:p>
@@ -2447,8 +3217,12 @@
         </w:tc>
         <w:tc>
           <w:tcPr>
-            <w:tcW w:w="2173" w:type="dxa"/>
-            <w:tcBorders/>
+            <w:tcW w:w="2179" w:type="dxa"/>
+            <w:tcBorders>
+              <w:left w:val="single" w:sz="2" w:space="0" w:color="BFC7D5"/>
+              <w:bottom w:val="single" w:sz="2" w:space="0" w:color="BFC7D5"/>
+              <w:right w:val="single" w:sz="6" w:space="0" w:color="BFC7D5"/>
+            </w:tcBorders>
             <w:vAlign w:val="center"/>
           </w:tcPr>
           <w:p>
@@ -2471,8 +3245,12 @@
         </w:tc>
         <w:tc>
           <w:tcPr>
-            <w:tcW w:w="2342" w:type="dxa"/>
-            <w:tcBorders/>
+            <w:tcW w:w="2315" w:type="dxa"/>
+            <w:tcBorders>
+              <w:left w:val="single" w:sz="2" w:space="0" w:color="BFC7D5"/>
+              <w:bottom w:val="single" w:sz="2" w:space="0" w:color="BFC7D5"/>
+              <w:right w:val="single" w:sz="6" w:space="0" w:color="BFC7D5"/>
+            </w:tcBorders>
             <w:vAlign w:val="center"/>
           </w:tcPr>
           <w:p>
@@ -2496,8 +3274,12 @@
         <w:trPr/>
         <w:tc>
           <w:tcPr>
-            <w:tcW w:w="211" w:type="dxa"/>
-            <w:tcBorders/>
+            <w:tcW w:w="244" w:type="dxa"/>
+            <w:tcBorders>
+              <w:left w:val="single" w:sz="6" w:space="0" w:color="BFC7D5"/>
+              <w:bottom w:val="single" w:sz="2" w:space="0" w:color="BFC7D5"/>
+              <w:right w:val="single" w:sz="6" w:space="0" w:color="BFC7D5"/>
+            </w:tcBorders>
             <w:vAlign w:val="center"/>
           </w:tcPr>
           <w:p>
@@ -2516,8 +3298,12 @@
         </w:tc>
         <w:tc>
           <w:tcPr>
-            <w:tcW w:w="3366" w:type="dxa"/>
-            <w:tcBorders/>
+            <w:tcW w:w="3357" w:type="dxa"/>
+            <w:tcBorders>
+              <w:left w:val="single" w:sz="2" w:space="0" w:color="BFC7D5"/>
+              <w:bottom w:val="single" w:sz="2" w:space="0" w:color="BFC7D5"/>
+              <w:right w:val="single" w:sz="6" w:space="0" w:color="BFC7D5"/>
+            </w:tcBorders>
             <w:vAlign w:val="center"/>
           </w:tcPr>
           <w:p>
@@ -2536,8 +3322,12 @@
         </w:tc>
         <w:tc>
           <w:tcPr>
-            <w:tcW w:w="3247" w:type="dxa"/>
-            <w:tcBorders/>
+            <w:tcW w:w="3244" w:type="dxa"/>
+            <w:tcBorders>
+              <w:left w:val="single" w:sz="2" w:space="0" w:color="BFC7D5"/>
+              <w:bottom w:val="single" w:sz="2" w:space="0" w:color="BFC7D5"/>
+              <w:right w:val="single" w:sz="6" w:space="0" w:color="BFC7D5"/>
+            </w:tcBorders>
             <w:vAlign w:val="center"/>
           </w:tcPr>
           <w:p>
@@ -2556,8 +3346,12 @@
         </w:tc>
         <w:tc>
           <w:tcPr>
-            <w:tcW w:w="2173" w:type="dxa"/>
-            <w:tcBorders/>
+            <w:tcW w:w="2179" w:type="dxa"/>
+            <w:tcBorders>
+              <w:left w:val="single" w:sz="2" w:space="0" w:color="BFC7D5"/>
+              <w:bottom w:val="single" w:sz="2" w:space="0" w:color="BFC7D5"/>
+              <w:right w:val="single" w:sz="6" w:space="0" w:color="BFC7D5"/>
+            </w:tcBorders>
             <w:vAlign w:val="center"/>
           </w:tcPr>
           <w:p>
@@ -2580,8 +3374,12 @@
         </w:tc>
         <w:tc>
           <w:tcPr>
-            <w:tcW w:w="2342" w:type="dxa"/>
-            <w:tcBorders/>
+            <w:tcW w:w="2315" w:type="dxa"/>
+            <w:tcBorders>
+              <w:left w:val="single" w:sz="2" w:space="0" w:color="BFC7D5"/>
+              <w:bottom w:val="single" w:sz="2" w:space="0" w:color="BFC7D5"/>
+              <w:right w:val="single" w:sz="6" w:space="0" w:color="BFC7D5"/>
+            </w:tcBorders>
             <w:vAlign w:val="center"/>
           </w:tcPr>
           <w:p>
@@ -2605,8 +3403,12 @@
         <w:trPr/>
         <w:tc>
           <w:tcPr>
-            <w:tcW w:w="211" w:type="dxa"/>
-            <w:tcBorders/>
+            <w:tcW w:w="244" w:type="dxa"/>
+            <w:tcBorders>
+              <w:left w:val="single" w:sz="6" w:space="0" w:color="BFC7D5"/>
+              <w:bottom w:val="single" w:sz="2" w:space="0" w:color="BFC7D5"/>
+              <w:right w:val="single" w:sz="6" w:space="0" w:color="BFC7D5"/>
+            </w:tcBorders>
             <w:vAlign w:val="center"/>
           </w:tcPr>
           <w:p>
@@ -2625,8 +3427,12 @@
         </w:tc>
         <w:tc>
           <w:tcPr>
-            <w:tcW w:w="3366" w:type="dxa"/>
-            <w:tcBorders/>
+            <w:tcW w:w="3357" w:type="dxa"/>
+            <w:tcBorders>
+              <w:left w:val="single" w:sz="2" w:space="0" w:color="BFC7D5"/>
+              <w:bottom w:val="single" w:sz="2" w:space="0" w:color="BFC7D5"/>
+              <w:right w:val="single" w:sz="6" w:space="0" w:color="BFC7D5"/>
+            </w:tcBorders>
             <w:vAlign w:val="center"/>
           </w:tcPr>
           <w:p>
@@ -2645,8 +3451,12 @@
         </w:tc>
         <w:tc>
           <w:tcPr>
-            <w:tcW w:w="3247" w:type="dxa"/>
-            <w:tcBorders/>
+            <w:tcW w:w="3244" w:type="dxa"/>
+            <w:tcBorders>
+              <w:left w:val="single" w:sz="2" w:space="0" w:color="BFC7D5"/>
+              <w:bottom w:val="single" w:sz="2" w:space="0" w:color="BFC7D5"/>
+              <w:right w:val="single" w:sz="6" w:space="0" w:color="BFC7D5"/>
+            </w:tcBorders>
             <w:vAlign w:val="center"/>
           </w:tcPr>
           <w:p>
@@ -2667,8 +3477,12 @@
         </w:tc>
         <w:tc>
           <w:tcPr>
-            <w:tcW w:w="2173" w:type="dxa"/>
-            <w:tcBorders/>
+            <w:tcW w:w="2179" w:type="dxa"/>
+            <w:tcBorders>
+              <w:left w:val="single" w:sz="2" w:space="0" w:color="BFC7D5"/>
+              <w:bottom w:val="single" w:sz="2" w:space="0" w:color="BFC7D5"/>
+              <w:right w:val="single" w:sz="6" w:space="0" w:color="BFC7D5"/>
+            </w:tcBorders>
             <w:vAlign w:val="center"/>
           </w:tcPr>
           <w:p>
@@ -2691,8 +3505,12 @@
         </w:tc>
         <w:tc>
           <w:tcPr>
-            <w:tcW w:w="2342" w:type="dxa"/>
-            <w:tcBorders/>
+            <w:tcW w:w="2315" w:type="dxa"/>
+            <w:tcBorders>
+              <w:left w:val="single" w:sz="2" w:space="0" w:color="BFC7D5"/>
+              <w:bottom w:val="single" w:sz="2" w:space="0" w:color="BFC7D5"/>
+              <w:right w:val="single" w:sz="6" w:space="0" w:color="BFC7D5"/>
+            </w:tcBorders>
             <w:vAlign w:val="center"/>
           </w:tcPr>
           <w:p>
@@ -2716,8 +3534,12 @@
         <w:trPr/>
         <w:tc>
           <w:tcPr>
-            <w:tcW w:w="211" w:type="dxa"/>
-            <w:tcBorders/>
+            <w:tcW w:w="244" w:type="dxa"/>
+            <w:tcBorders>
+              <w:left w:val="single" w:sz="6" w:space="0" w:color="BFC7D5"/>
+              <w:bottom w:val="single" w:sz="2" w:space="0" w:color="BFC7D5"/>
+              <w:right w:val="single" w:sz="6" w:space="0" w:color="BFC7D5"/>
+            </w:tcBorders>
             <w:vAlign w:val="center"/>
           </w:tcPr>
           <w:p>
@@ -2736,8 +3558,12 @@
         </w:tc>
         <w:tc>
           <w:tcPr>
-            <w:tcW w:w="3366" w:type="dxa"/>
-            <w:tcBorders/>
+            <w:tcW w:w="3357" w:type="dxa"/>
+            <w:tcBorders>
+              <w:left w:val="single" w:sz="2" w:space="0" w:color="BFC7D5"/>
+              <w:bottom w:val="single" w:sz="2" w:space="0" w:color="BFC7D5"/>
+              <w:right w:val="single" w:sz="6" w:space="0" w:color="BFC7D5"/>
+            </w:tcBorders>
             <w:vAlign w:val="center"/>
           </w:tcPr>
           <w:p>
@@ -2756,8 +3582,12 @@
         </w:tc>
         <w:tc>
           <w:tcPr>
-            <w:tcW w:w="3247" w:type="dxa"/>
-            <w:tcBorders/>
+            <w:tcW w:w="3244" w:type="dxa"/>
+            <w:tcBorders>
+              <w:left w:val="single" w:sz="2" w:space="0" w:color="BFC7D5"/>
+              <w:bottom w:val="single" w:sz="2" w:space="0" w:color="BFC7D5"/>
+              <w:right w:val="single" w:sz="6" w:space="0" w:color="BFC7D5"/>
+            </w:tcBorders>
             <w:vAlign w:val="center"/>
           </w:tcPr>
           <w:p>
@@ -2778,8 +3608,12 @@
         </w:tc>
         <w:tc>
           <w:tcPr>
-            <w:tcW w:w="2173" w:type="dxa"/>
-            <w:tcBorders/>
+            <w:tcW w:w="2179" w:type="dxa"/>
+            <w:tcBorders>
+              <w:left w:val="single" w:sz="2" w:space="0" w:color="BFC7D5"/>
+              <w:bottom w:val="single" w:sz="2" w:space="0" w:color="BFC7D5"/>
+              <w:right w:val="single" w:sz="6" w:space="0" w:color="BFC7D5"/>
+            </w:tcBorders>
             <w:vAlign w:val="center"/>
           </w:tcPr>
           <w:p>
@@ -2802,8 +3636,12 @@
         </w:tc>
         <w:tc>
           <w:tcPr>
-            <w:tcW w:w="2342" w:type="dxa"/>
-            <w:tcBorders/>
+            <w:tcW w:w="2315" w:type="dxa"/>
+            <w:tcBorders>
+              <w:left w:val="single" w:sz="2" w:space="0" w:color="BFC7D5"/>
+              <w:bottom w:val="single" w:sz="2" w:space="0" w:color="BFC7D5"/>
+              <w:right w:val="single" w:sz="6" w:space="0" w:color="BFC7D5"/>
+            </w:tcBorders>
             <w:vAlign w:val="center"/>
           </w:tcPr>
           <w:p>
@@ -2827,8 +3665,12 @@
         <w:trPr/>
         <w:tc>
           <w:tcPr>
-            <w:tcW w:w="211" w:type="dxa"/>
-            <w:tcBorders/>
+            <w:tcW w:w="244" w:type="dxa"/>
+            <w:tcBorders>
+              <w:left w:val="single" w:sz="6" w:space="0" w:color="BFC7D5"/>
+              <w:bottom w:val="single" w:sz="2" w:space="0" w:color="BFC7D5"/>
+              <w:right w:val="single" w:sz="6" w:space="0" w:color="BFC7D5"/>
+            </w:tcBorders>
             <w:vAlign w:val="center"/>
           </w:tcPr>
           <w:p>
@@ -2847,8 +3689,12 @@
         </w:tc>
         <w:tc>
           <w:tcPr>
-            <w:tcW w:w="3366" w:type="dxa"/>
-            <w:tcBorders/>
+            <w:tcW w:w="3357" w:type="dxa"/>
+            <w:tcBorders>
+              <w:left w:val="single" w:sz="2" w:space="0" w:color="BFC7D5"/>
+              <w:bottom w:val="single" w:sz="2" w:space="0" w:color="BFC7D5"/>
+              <w:right w:val="single" w:sz="6" w:space="0" w:color="BFC7D5"/>
+            </w:tcBorders>
             <w:vAlign w:val="center"/>
           </w:tcPr>
           <w:p>
@@ -2867,8 +3713,12 @@
         </w:tc>
         <w:tc>
           <w:tcPr>
-            <w:tcW w:w="3247" w:type="dxa"/>
-            <w:tcBorders/>
+            <w:tcW w:w="3244" w:type="dxa"/>
+            <w:tcBorders>
+              <w:left w:val="single" w:sz="2" w:space="0" w:color="BFC7D5"/>
+              <w:bottom w:val="single" w:sz="2" w:space="0" w:color="BFC7D5"/>
+              <w:right w:val="single" w:sz="6" w:space="0" w:color="BFC7D5"/>
+            </w:tcBorders>
             <w:vAlign w:val="center"/>
           </w:tcPr>
           <w:p>
@@ -2887,8 +3737,12 @@
         </w:tc>
         <w:tc>
           <w:tcPr>
-            <w:tcW w:w="2173" w:type="dxa"/>
-            <w:tcBorders/>
+            <w:tcW w:w="2179" w:type="dxa"/>
+            <w:tcBorders>
+              <w:left w:val="single" w:sz="2" w:space="0" w:color="BFC7D5"/>
+              <w:bottom w:val="single" w:sz="2" w:space="0" w:color="BFC7D5"/>
+              <w:right w:val="single" w:sz="6" w:space="0" w:color="BFC7D5"/>
+            </w:tcBorders>
             <w:vAlign w:val="center"/>
           </w:tcPr>
           <w:p>
@@ -2911,8 +3765,12 @@
         </w:tc>
         <w:tc>
           <w:tcPr>
-            <w:tcW w:w="2342" w:type="dxa"/>
-            <w:tcBorders/>
+            <w:tcW w:w="2315" w:type="dxa"/>
+            <w:tcBorders>
+              <w:left w:val="single" w:sz="2" w:space="0" w:color="BFC7D5"/>
+              <w:bottom w:val="single" w:sz="2" w:space="0" w:color="BFC7D5"/>
+              <w:right w:val="single" w:sz="6" w:space="0" w:color="BFC7D5"/>
+            </w:tcBorders>
             <w:vAlign w:val="center"/>
           </w:tcPr>
           <w:p>
@@ -2936,8 +3794,12 @@
         <w:trPr/>
         <w:tc>
           <w:tcPr>
-            <w:tcW w:w="211" w:type="dxa"/>
-            <w:tcBorders/>
+            <w:tcW w:w="244" w:type="dxa"/>
+            <w:tcBorders>
+              <w:left w:val="single" w:sz="6" w:space="0" w:color="BFC7D5"/>
+              <w:bottom w:val="single" w:sz="6" w:space="0" w:color="BFC7D5"/>
+              <w:right w:val="single" w:sz="6" w:space="0" w:color="BFC7D5"/>
+            </w:tcBorders>
             <w:vAlign w:val="center"/>
           </w:tcPr>
           <w:p>
@@ -2956,8 +3818,12 @@
         </w:tc>
         <w:tc>
           <w:tcPr>
-            <w:tcW w:w="3366" w:type="dxa"/>
-            <w:tcBorders/>
+            <w:tcW w:w="3357" w:type="dxa"/>
+            <w:tcBorders>
+              <w:left w:val="single" w:sz="2" w:space="0" w:color="BFC7D5"/>
+              <w:bottom w:val="single" w:sz="6" w:space="0" w:color="BFC7D5"/>
+              <w:right w:val="single" w:sz="6" w:space="0" w:color="BFC7D5"/>
+            </w:tcBorders>
             <w:vAlign w:val="center"/>
           </w:tcPr>
           <w:p>
@@ -2976,8 +3842,12 @@
         </w:tc>
         <w:tc>
           <w:tcPr>
-            <w:tcW w:w="3247" w:type="dxa"/>
-            <w:tcBorders/>
+            <w:tcW w:w="3244" w:type="dxa"/>
+            <w:tcBorders>
+              <w:left w:val="single" w:sz="2" w:space="0" w:color="BFC7D5"/>
+              <w:bottom w:val="single" w:sz="6" w:space="0" w:color="BFC7D5"/>
+              <w:right w:val="single" w:sz="6" w:space="0" w:color="BFC7D5"/>
+            </w:tcBorders>
             <w:vAlign w:val="center"/>
           </w:tcPr>
           <w:p>
@@ -2998,8 +3868,12 @@
         </w:tc>
         <w:tc>
           <w:tcPr>
-            <w:tcW w:w="2173" w:type="dxa"/>
-            <w:tcBorders/>
+            <w:tcW w:w="2179" w:type="dxa"/>
+            <w:tcBorders>
+              <w:left w:val="single" w:sz="2" w:space="0" w:color="BFC7D5"/>
+              <w:bottom w:val="single" w:sz="6" w:space="0" w:color="BFC7D5"/>
+              <w:right w:val="single" w:sz="6" w:space="0" w:color="BFC7D5"/>
+            </w:tcBorders>
             <w:vAlign w:val="center"/>
           </w:tcPr>
           <w:p>
@@ -3022,8 +3896,12 @@
         </w:tc>
         <w:tc>
           <w:tcPr>
-            <w:tcW w:w="2342" w:type="dxa"/>
-            <w:tcBorders/>
+            <w:tcW w:w="2315" w:type="dxa"/>
+            <w:tcBorders>
+              <w:left w:val="single" w:sz="2" w:space="0" w:color="BFC7D5"/>
+              <w:bottom w:val="single" w:sz="6" w:space="0" w:color="BFC7D5"/>
+              <w:right w:val="single" w:sz="6" w:space="0" w:color="BFC7D5"/>
+            </w:tcBorders>
             <w:vAlign w:val="center"/>
           </w:tcPr>
           <w:p>
@@ -3058,23 +3936,23 @@
     </w:p>
     <w:tbl>
       <w:tblPr>
-        <w:tblW w:w="7715" w:type="dxa"/>
+        <w:tblW w:w="5000" w:type="pct"/>
         <w:jc w:val="left"/>
-        <w:tblInd w:w="0" w:type="dxa"/>
+        <w:tblInd w:w="-7" w:type="dxa"/>
         <w:tblLayout w:type="fixed"/>
         <w:tblCellMar>
-          <w:top w:w="28" w:type="dxa"/>
-          <w:left w:w="28" w:type="dxa"/>
-          <w:bottom w:w="28" w:type="dxa"/>
-          <w:right w:w="28" w:type="dxa"/>
+          <w:top w:w="60" w:type="dxa"/>
+          <w:left w:w="60" w:type="dxa"/>
+          <w:bottom w:w="60" w:type="dxa"/>
+          <w:right w:w="60" w:type="dxa"/>
         </w:tblCellMar>
       </w:tblPr>
       <w:tblGrid>
-        <w:gridCol w:w="211"/>
-        <w:gridCol w:w="2206"/>
-        <w:gridCol w:w="1396"/>
-        <w:gridCol w:w="2206"/>
-        <w:gridCol w:w="1696"/>
+        <w:gridCol w:w="353"/>
+        <w:gridCol w:w="3233"/>
+        <w:gridCol w:w="2065"/>
+        <w:gridCol w:w="3233"/>
+        <w:gridCol w:w="2454"/>
       </w:tblGrid>
       <w:tr>
         <w:trPr>
@@ -3082,120 +3960,161 @@
         </w:trPr>
         <w:tc>
           <w:tcPr>
-            <w:tcW w:w="211" w:type="dxa"/>
-            <w:tcBorders/>
+            <w:tcW w:w="353" w:type="dxa"/>
+            <w:tcBorders>
+              <w:top w:val="single" w:sz="6" w:space="0" w:color="BFC7D5"/>
+              <w:left w:val="single" w:sz="6" w:space="0" w:color="BFC7D5"/>
+              <w:bottom w:val="single" w:sz="2" w:space="0" w:color="BFC7D5"/>
+              <w:right w:val="single" w:sz="6" w:space="0" w:color="BFC7D5"/>
+            </w:tcBorders>
+            <w:shd w:fill="1F3A5F" w:val="clear"/>
             <w:vAlign w:val="center"/>
           </w:tcPr>
           <w:p>
             <w:pPr>
               <w:pStyle w:val="TableHeading"/>
-              <w:suppressLineNumbers/>
-              <w:shd w:fill="1F3A5F" w:val="clear"/>
-              <w:bidi w:val="0"/>
-              <w:spacing w:before="0" w:after="283"/>
-              <w:jc w:val="center"/>
-              <w:rPr/>
-            </w:pPr>
-            <w:r>
-              <w:rPr/>
+              <w:bidi w:val="0"/>
+              <w:spacing w:before="0" w:after="283"/>
+              <w:jc w:val="left"/>
+              <w:rPr>
+                <w:color w:val="FFFFFF"/>
+              </w:rPr>
+            </w:pPr>
+            <w:r>
+              <w:rPr>
+                <w:color w:val="FFFFFF"/>
+              </w:rPr>
               <w:t>#</w:t>
             </w:r>
           </w:p>
         </w:tc>
         <w:tc>
           <w:tcPr>
-            <w:tcW w:w="2206" w:type="dxa"/>
-            <w:tcBorders/>
+            <w:tcW w:w="3233" w:type="dxa"/>
+            <w:tcBorders>
+              <w:top w:val="single" w:sz="6" w:space="0" w:color="BFC7D5"/>
+              <w:left w:val="single" w:sz="2" w:space="0" w:color="BFC7D5"/>
+              <w:bottom w:val="single" w:sz="2" w:space="0" w:color="BFC7D5"/>
+              <w:right w:val="single" w:sz="6" w:space="0" w:color="BFC7D5"/>
+            </w:tcBorders>
+            <w:shd w:fill="1F3A5F" w:val="clear"/>
             <w:vAlign w:val="center"/>
           </w:tcPr>
           <w:p>
             <w:pPr>
               <w:pStyle w:val="TableHeading"/>
-              <w:suppressLineNumbers/>
-              <w:shd w:fill="1F3A5F" w:val="clear"/>
-              <w:bidi w:val="0"/>
-              <w:spacing w:before="0" w:after="283"/>
-              <w:jc w:val="center"/>
-              <w:rPr/>
-            </w:pPr>
-            <w:r>
-              <w:rPr/>
+              <w:bidi w:val="0"/>
+              <w:spacing w:before="0" w:after="283"/>
+              <w:jc w:val="left"/>
+              <w:rPr>
+                <w:color w:val="FFFFFF"/>
+              </w:rPr>
+            </w:pPr>
+            <w:r>
+              <w:rPr>
+                <w:color w:val="FFFFFF"/>
+              </w:rPr>
               <w:t>Issue</w:t>
             </w:r>
           </w:p>
         </w:tc>
         <w:tc>
           <w:tcPr>
-            <w:tcW w:w="1396" w:type="dxa"/>
-            <w:tcBorders/>
+            <w:tcW w:w="2065" w:type="dxa"/>
+            <w:tcBorders>
+              <w:top w:val="single" w:sz="6" w:space="0" w:color="BFC7D5"/>
+              <w:left w:val="single" w:sz="2" w:space="0" w:color="BFC7D5"/>
+              <w:bottom w:val="single" w:sz="2" w:space="0" w:color="BFC7D5"/>
+              <w:right w:val="single" w:sz="6" w:space="0" w:color="BFC7D5"/>
+            </w:tcBorders>
+            <w:shd w:fill="1F3A5F" w:val="clear"/>
             <w:vAlign w:val="center"/>
           </w:tcPr>
           <w:p>
             <w:pPr>
               <w:pStyle w:val="TableHeading"/>
-              <w:suppressLineNumbers/>
-              <w:shd w:fill="1F3A5F" w:val="clear"/>
-              <w:bidi w:val="0"/>
-              <w:spacing w:before="0" w:after="283"/>
-              <w:jc w:val="center"/>
-              <w:rPr/>
-            </w:pPr>
-            <w:r>
-              <w:rPr/>
+              <w:bidi w:val="0"/>
+              <w:spacing w:before="0" w:after="283"/>
+              <w:jc w:val="left"/>
+              <w:rPr/>
+            </w:pPr>
+            <w:r>
+              <w:rPr>
+                <w:color w:val="FFFFFF"/>
+              </w:rPr>
               <w:t>NC ref (</w:t>
             </w:r>
             <w:r>
               <w:rPr>
                 <w:rStyle w:val="SourceText"/>
+                <w:color w:val="FFFFFF"/>
               </w:rPr>
               <w:t>FRM-05</w:t>
             </w:r>
             <w:r>
-              <w:rPr/>
+              <w:rPr>
+                <w:color w:val="FFFFFF"/>
+              </w:rPr>
               <w:t>)</w:t>
             </w:r>
           </w:p>
         </w:tc>
         <w:tc>
           <w:tcPr>
-            <w:tcW w:w="2206" w:type="dxa"/>
-            <w:tcBorders/>
+            <w:tcW w:w="3233" w:type="dxa"/>
+            <w:tcBorders>
+              <w:top w:val="single" w:sz="6" w:space="0" w:color="BFC7D5"/>
+              <w:left w:val="single" w:sz="2" w:space="0" w:color="BFC7D5"/>
+              <w:bottom w:val="single" w:sz="2" w:space="0" w:color="BFC7D5"/>
+              <w:right w:val="single" w:sz="6" w:space="0" w:color="BFC7D5"/>
+            </w:tcBorders>
+            <w:shd w:fill="1F3A5F" w:val="clear"/>
             <w:vAlign w:val="center"/>
           </w:tcPr>
           <w:p>
             <w:pPr>
               <w:pStyle w:val="TableHeading"/>
-              <w:suppressLineNumbers/>
-              <w:shd w:fill="1F3A5F" w:val="clear"/>
-              <w:bidi w:val="0"/>
-              <w:spacing w:before="0" w:after="283"/>
-              <w:jc w:val="center"/>
-              <w:rPr/>
-            </w:pPr>
-            <w:r>
-              <w:rPr/>
+              <w:bidi w:val="0"/>
+              <w:spacing w:before="0" w:after="283"/>
+              <w:jc w:val="left"/>
+              <w:rPr>
+                <w:color w:val="FFFFFF"/>
+              </w:rPr>
+            </w:pPr>
+            <w:r>
+              <w:rPr>
+                <w:color w:val="FFFFFF"/>
+              </w:rPr>
               <w:t>Why acceptable</w:t>
             </w:r>
           </w:p>
         </w:tc>
         <w:tc>
           <w:tcPr>
-            <w:tcW w:w="1696" w:type="dxa"/>
-            <w:tcBorders/>
+            <w:tcW w:w="2454" w:type="dxa"/>
+            <w:tcBorders>
+              <w:top w:val="single" w:sz="6" w:space="0" w:color="BFC7D5"/>
+              <w:left w:val="single" w:sz="2" w:space="0" w:color="BFC7D5"/>
+              <w:bottom w:val="single" w:sz="2" w:space="0" w:color="BFC7D5"/>
+              <w:right w:val="single" w:sz="6" w:space="0" w:color="BFC7D5"/>
+            </w:tcBorders>
+            <w:shd w:fill="1F3A5F" w:val="clear"/>
             <w:vAlign w:val="center"/>
           </w:tcPr>
           <w:p>
             <w:pPr>
               <w:pStyle w:val="TableHeading"/>
-              <w:suppressLineNumbers/>
-              <w:shd w:fill="1F3A5F" w:val="clear"/>
-              <w:bidi w:val="0"/>
-              <w:spacing w:before="0" w:after="283"/>
-              <w:jc w:val="center"/>
-              <w:rPr/>
-            </w:pPr>
-            <w:r>
-              <w:rPr/>
+              <w:bidi w:val="0"/>
+              <w:spacing w:before="0" w:after="283"/>
+              <w:jc w:val="left"/>
+              <w:rPr>
+                <w:color w:val="FFFFFF"/>
+              </w:rPr>
+            </w:pPr>
+            <w:r>
+              <w:rPr>
+                <w:color w:val="FFFFFF"/>
+              </w:rPr>
               <w:t>Accepted by (role)</w:t>
             </w:r>
           </w:p>
@@ -3205,8 +4124,12 @@
         <w:trPr/>
         <w:tc>
           <w:tcPr>
-            <w:tcW w:w="211" w:type="dxa"/>
-            <w:tcBorders/>
+            <w:tcW w:w="353" w:type="dxa"/>
+            <w:tcBorders>
+              <w:left w:val="single" w:sz="6" w:space="0" w:color="BFC7D5"/>
+              <w:bottom w:val="single" w:sz="2" w:space="0" w:color="BFC7D5"/>
+              <w:right w:val="single" w:sz="6" w:space="0" w:color="BFC7D5"/>
+            </w:tcBorders>
             <w:vAlign w:val="center"/>
           </w:tcPr>
           <w:p>
@@ -3225,8 +4148,12 @@
         </w:tc>
         <w:tc>
           <w:tcPr>
-            <w:tcW w:w="2206" w:type="dxa"/>
-            <w:tcBorders/>
+            <w:tcW w:w="3233" w:type="dxa"/>
+            <w:tcBorders>
+              <w:left w:val="single" w:sz="2" w:space="0" w:color="BFC7D5"/>
+              <w:bottom w:val="single" w:sz="2" w:space="0" w:color="BFC7D5"/>
+              <w:right w:val="single" w:sz="6" w:space="0" w:color="BFC7D5"/>
+            </w:tcBorders>
             <w:vAlign w:val="center"/>
           </w:tcPr>
           <w:p>
@@ -3247,8 +4174,12 @@
         </w:tc>
         <w:tc>
           <w:tcPr>
-            <w:tcW w:w="1396" w:type="dxa"/>
-            <w:tcBorders/>
+            <w:tcW w:w="2065" w:type="dxa"/>
+            <w:tcBorders>
+              <w:left w:val="single" w:sz="2" w:space="0" w:color="BFC7D5"/>
+              <w:bottom w:val="single" w:sz="2" w:space="0" w:color="BFC7D5"/>
+              <w:right w:val="single" w:sz="6" w:space="0" w:color="BFC7D5"/>
+            </w:tcBorders>
             <w:vAlign w:val="center"/>
           </w:tcPr>
           <w:p>
@@ -3269,8 +4200,12 @@
         </w:tc>
         <w:tc>
           <w:tcPr>
-            <w:tcW w:w="2206" w:type="dxa"/>
-            <w:tcBorders/>
+            <w:tcW w:w="3233" w:type="dxa"/>
+            <w:tcBorders>
+              <w:left w:val="single" w:sz="2" w:space="0" w:color="BFC7D5"/>
+              <w:bottom w:val="single" w:sz="2" w:space="0" w:color="BFC7D5"/>
+              <w:right w:val="single" w:sz="6" w:space="0" w:color="BFC7D5"/>
+            </w:tcBorders>
             <w:vAlign w:val="center"/>
           </w:tcPr>
           <w:p>
@@ -3291,8 +4226,12 @@
         </w:tc>
         <w:tc>
           <w:tcPr>
-            <w:tcW w:w="1696" w:type="dxa"/>
-            <w:tcBorders/>
+            <w:tcW w:w="2454" w:type="dxa"/>
+            <w:tcBorders>
+              <w:left w:val="single" w:sz="2" w:space="0" w:color="BFC7D5"/>
+              <w:bottom w:val="single" w:sz="2" w:space="0" w:color="BFC7D5"/>
+              <w:right w:val="single" w:sz="6" w:space="0" w:color="BFC7D5"/>
+            </w:tcBorders>
             <w:vAlign w:val="center"/>
           </w:tcPr>
           <w:p>
@@ -3316,8 +4255,12 @@
         <w:trPr/>
         <w:tc>
           <w:tcPr>
-            <w:tcW w:w="211" w:type="dxa"/>
-            <w:tcBorders/>
+            <w:tcW w:w="353" w:type="dxa"/>
+            <w:tcBorders>
+              <w:left w:val="single" w:sz="6" w:space="0" w:color="BFC7D5"/>
+              <w:bottom w:val="single" w:sz="6" w:space="0" w:color="BFC7D5"/>
+              <w:right w:val="single" w:sz="6" w:space="0" w:color="BFC7D5"/>
+            </w:tcBorders>
             <w:vAlign w:val="center"/>
           </w:tcPr>
           <w:p>
@@ -3336,8 +4279,12 @@
         </w:tc>
         <w:tc>
           <w:tcPr>
-            <w:tcW w:w="2206" w:type="dxa"/>
-            <w:tcBorders/>
+            <w:tcW w:w="3233" w:type="dxa"/>
+            <w:tcBorders>
+              <w:left w:val="single" w:sz="2" w:space="0" w:color="BFC7D5"/>
+              <w:bottom w:val="single" w:sz="6" w:space="0" w:color="BFC7D5"/>
+              <w:right w:val="single" w:sz="6" w:space="0" w:color="BFC7D5"/>
+            </w:tcBorders>
             <w:vAlign w:val="center"/>
           </w:tcPr>
           <w:p>
@@ -3358,8 +4305,12 @@
         </w:tc>
         <w:tc>
           <w:tcPr>
-            <w:tcW w:w="1396" w:type="dxa"/>
-            <w:tcBorders/>
+            <w:tcW w:w="2065" w:type="dxa"/>
+            <w:tcBorders>
+              <w:left w:val="single" w:sz="2" w:space="0" w:color="BFC7D5"/>
+              <w:bottom w:val="single" w:sz="6" w:space="0" w:color="BFC7D5"/>
+              <w:right w:val="single" w:sz="6" w:space="0" w:color="BFC7D5"/>
+            </w:tcBorders>
             <w:vAlign w:val="center"/>
           </w:tcPr>
           <w:p>
@@ -3380,8 +4331,12 @@
         </w:tc>
         <w:tc>
           <w:tcPr>
-            <w:tcW w:w="2206" w:type="dxa"/>
-            <w:tcBorders/>
+            <w:tcW w:w="3233" w:type="dxa"/>
+            <w:tcBorders>
+              <w:left w:val="single" w:sz="2" w:space="0" w:color="BFC7D5"/>
+              <w:bottom w:val="single" w:sz="6" w:space="0" w:color="BFC7D5"/>
+              <w:right w:val="single" w:sz="6" w:space="0" w:color="BFC7D5"/>
+            </w:tcBorders>
             <w:vAlign w:val="center"/>
           </w:tcPr>
           <w:p>
@@ -3402,8 +4357,12 @@
         </w:tc>
         <w:tc>
           <w:tcPr>
-            <w:tcW w:w="1696" w:type="dxa"/>
-            <w:tcBorders/>
+            <w:tcW w:w="2454" w:type="dxa"/>
+            <w:tcBorders>
+              <w:left w:val="single" w:sz="2" w:space="0" w:color="BFC7D5"/>
+              <w:bottom w:val="single" w:sz="6" w:space="0" w:color="BFC7D5"/>
+              <w:right w:val="single" w:sz="6" w:space="0" w:color="BFC7D5"/>
+            </w:tcBorders>
             <w:vAlign w:val="center"/>
           </w:tcPr>
           <w:p>
@@ -3438,20 +4397,20 @@
     </w:p>
     <w:tbl>
       <w:tblPr>
-        <w:tblW w:w="9392" w:type="dxa"/>
+        <w:tblW w:w="5000" w:type="pct"/>
         <w:jc w:val="left"/>
-        <w:tblInd w:w="0" w:type="dxa"/>
+        <w:tblInd w:w="-7" w:type="dxa"/>
         <w:tblLayout w:type="fixed"/>
         <w:tblCellMar>
-          <w:top w:w="28" w:type="dxa"/>
-          <w:left w:w="28" w:type="dxa"/>
-          <w:bottom w:w="28" w:type="dxa"/>
-          <w:right w:w="28" w:type="dxa"/>
+          <w:top w:w="60" w:type="dxa"/>
+          <w:left w:w="60" w:type="dxa"/>
+          <w:bottom w:w="60" w:type="dxa"/>
+          <w:right w:w="60" w:type="dxa"/>
         </w:tblCellMar>
       </w:tblPr>
       <w:tblGrid>
-        <w:gridCol w:w="4096"/>
-        <w:gridCol w:w="5296"/>
+        <w:gridCol w:w="4965"/>
+        <w:gridCol w:w="6373"/>
       </w:tblGrid>
       <w:tr>
         <w:trPr>
@@ -3459,44 +4418,60 @@
         </w:trPr>
         <w:tc>
           <w:tcPr>
-            <w:tcW w:w="4096" w:type="dxa"/>
-            <w:tcBorders/>
+            <w:tcW w:w="4965" w:type="dxa"/>
+            <w:tcBorders>
+              <w:top w:val="single" w:sz="6" w:space="0" w:color="BFC7D5"/>
+              <w:left w:val="single" w:sz="6" w:space="0" w:color="BFC7D5"/>
+              <w:bottom w:val="single" w:sz="2" w:space="0" w:color="BFC7D5"/>
+              <w:right w:val="single" w:sz="6" w:space="0" w:color="BFC7D5"/>
+            </w:tcBorders>
+            <w:shd w:fill="1F3A5F" w:val="clear"/>
             <w:vAlign w:val="center"/>
           </w:tcPr>
           <w:p>
             <w:pPr>
               <w:pStyle w:val="TableHeading"/>
-              <w:suppressLineNumbers/>
-              <w:shd w:fill="1F3A5F" w:val="clear"/>
-              <w:bidi w:val="0"/>
-              <w:spacing w:before="0" w:after="283"/>
-              <w:jc w:val="center"/>
-              <w:rPr/>
-            </w:pPr>
-            <w:r>
-              <w:rPr/>
+              <w:bidi w:val="0"/>
+              <w:spacing w:before="0" w:after="283"/>
+              <w:jc w:val="left"/>
+              <w:rPr>
+                <w:color w:val="FFFFFF"/>
+              </w:rPr>
+            </w:pPr>
+            <w:r>
+              <w:rPr>
+                <w:color w:val="FFFFFF"/>
+              </w:rPr>
               <w:t>Field</w:t>
             </w:r>
           </w:p>
         </w:tc>
         <w:tc>
           <w:tcPr>
-            <w:tcW w:w="5296" w:type="dxa"/>
-            <w:tcBorders/>
+            <w:tcW w:w="6373" w:type="dxa"/>
+            <w:tcBorders>
+              <w:top w:val="single" w:sz="6" w:space="0" w:color="BFC7D5"/>
+              <w:left w:val="single" w:sz="2" w:space="0" w:color="BFC7D5"/>
+              <w:bottom w:val="single" w:sz="2" w:space="0" w:color="BFC7D5"/>
+              <w:right w:val="single" w:sz="6" w:space="0" w:color="BFC7D5"/>
+            </w:tcBorders>
+            <w:shd w:fill="1F3A5F" w:val="clear"/>
             <w:vAlign w:val="center"/>
           </w:tcPr>
           <w:p>
             <w:pPr>
               <w:pStyle w:val="TableHeading"/>
-              <w:suppressLineNumbers/>
-              <w:shd w:fill="1F3A5F" w:val="clear"/>
-              <w:bidi w:val="0"/>
-              <w:spacing w:before="0" w:after="283"/>
-              <w:jc w:val="center"/>
-              <w:rPr/>
-            </w:pPr>
-            <w:r>
-              <w:rPr/>
+              <w:bidi w:val="0"/>
+              <w:spacing w:before="0" w:after="283"/>
+              <w:jc w:val="left"/>
+              <w:rPr>
+                <w:color w:val="FFFFFF"/>
+              </w:rPr>
+            </w:pPr>
+            <w:r>
+              <w:rPr>
+                <w:color w:val="FFFFFF"/>
+              </w:rPr>
               <w:t>Entry</w:t>
             </w:r>
           </w:p>
@@ -3506,8 +4481,12 @@
         <w:trPr/>
         <w:tc>
           <w:tcPr>
-            <w:tcW w:w="4096" w:type="dxa"/>
-            <w:tcBorders/>
+            <w:tcW w:w="4965" w:type="dxa"/>
+            <w:tcBorders>
+              <w:left w:val="single" w:sz="6" w:space="0" w:color="BFC7D5"/>
+              <w:bottom w:val="single" w:sz="2" w:space="0" w:color="BFC7D5"/>
+              <w:right w:val="single" w:sz="6" w:space="0" w:color="BFC7D5"/>
+            </w:tcBorders>
             <w:vAlign w:val="center"/>
           </w:tcPr>
           <w:p>
@@ -3526,8 +4505,12 @@
         </w:tc>
         <w:tc>
           <w:tcPr>
-            <w:tcW w:w="5296" w:type="dxa"/>
-            <w:tcBorders/>
+            <w:tcW w:w="6373" w:type="dxa"/>
+            <w:tcBorders>
+              <w:left w:val="single" w:sz="2" w:space="0" w:color="BFC7D5"/>
+              <w:bottom w:val="single" w:sz="2" w:space="0" w:color="BFC7D5"/>
+              <w:right w:val="single" w:sz="6" w:space="0" w:color="BFC7D5"/>
+            </w:tcBorders>
             <w:vAlign w:val="center"/>
           </w:tcPr>
           <w:p>
@@ -3553,8 +4536,12 @@
         <w:trPr/>
         <w:tc>
           <w:tcPr>
-            <w:tcW w:w="4096" w:type="dxa"/>
-            <w:tcBorders/>
+            <w:tcW w:w="4965" w:type="dxa"/>
+            <w:tcBorders>
+              <w:left w:val="single" w:sz="6" w:space="0" w:color="BFC7D5"/>
+              <w:bottom w:val="single" w:sz="2" w:space="0" w:color="BFC7D5"/>
+              <w:right w:val="single" w:sz="6" w:space="0" w:color="BFC7D5"/>
+            </w:tcBorders>
             <w:vAlign w:val="center"/>
           </w:tcPr>
           <w:p>
@@ -3573,8 +4560,12 @@
         </w:tc>
         <w:tc>
           <w:tcPr>
-            <w:tcW w:w="5296" w:type="dxa"/>
-            <w:tcBorders/>
+            <w:tcW w:w="6373" w:type="dxa"/>
+            <w:tcBorders>
+              <w:left w:val="single" w:sz="2" w:space="0" w:color="BFC7D5"/>
+              <w:bottom w:val="single" w:sz="2" w:space="0" w:color="BFC7D5"/>
+              <w:right w:val="single" w:sz="6" w:space="0" w:color="BFC7D5"/>
+            </w:tcBorders>
             <w:vAlign w:val="center"/>
           </w:tcPr>
           <w:p>
@@ -3600,8 +4591,12 @@
         <w:trPr/>
         <w:tc>
           <w:tcPr>
-            <w:tcW w:w="4096" w:type="dxa"/>
-            <w:tcBorders/>
+            <w:tcW w:w="4965" w:type="dxa"/>
+            <w:tcBorders>
+              <w:left w:val="single" w:sz="6" w:space="0" w:color="BFC7D5"/>
+              <w:bottom w:val="single" w:sz="2" w:space="0" w:color="BFC7D5"/>
+              <w:right w:val="single" w:sz="6" w:space="0" w:color="BFC7D5"/>
+            </w:tcBorders>
             <w:vAlign w:val="center"/>
           </w:tcPr>
           <w:p>
@@ -3620,8 +4615,12 @@
         </w:tc>
         <w:tc>
           <w:tcPr>
-            <w:tcW w:w="5296" w:type="dxa"/>
-            <w:tcBorders/>
+            <w:tcW w:w="6373" w:type="dxa"/>
+            <w:tcBorders>
+              <w:left w:val="single" w:sz="2" w:space="0" w:color="BFC7D5"/>
+              <w:bottom w:val="single" w:sz="2" w:space="0" w:color="BFC7D5"/>
+              <w:right w:val="single" w:sz="6" w:space="0" w:color="BFC7D5"/>
+            </w:tcBorders>
             <w:vAlign w:val="center"/>
           </w:tcPr>
           <w:p>
@@ -3645,8 +4644,12 @@
         <w:trPr/>
         <w:tc>
           <w:tcPr>
-            <w:tcW w:w="4096" w:type="dxa"/>
-            <w:tcBorders/>
+            <w:tcW w:w="4965" w:type="dxa"/>
+            <w:tcBorders>
+              <w:left w:val="single" w:sz="6" w:space="0" w:color="BFC7D5"/>
+              <w:bottom w:val="single" w:sz="6" w:space="0" w:color="BFC7D5"/>
+              <w:right w:val="single" w:sz="6" w:space="0" w:color="BFC7D5"/>
+            </w:tcBorders>
             <w:vAlign w:val="center"/>
           </w:tcPr>
           <w:p>
@@ -3665,8 +4668,12 @@
         </w:tc>
         <w:tc>
           <w:tcPr>
-            <w:tcW w:w="5296" w:type="dxa"/>
-            <w:tcBorders/>
+            <w:tcW w:w="6373" w:type="dxa"/>
+            <w:tcBorders>
+              <w:left w:val="single" w:sz="2" w:space="0" w:color="BFC7D5"/>
+              <w:bottom w:val="single" w:sz="6" w:space="0" w:color="BFC7D5"/>
+              <w:right w:val="single" w:sz="6" w:space="0" w:color="BFC7D5"/>
+            </w:tcBorders>
             <w:vAlign w:val="center"/>
           </w:tcPr>
           <w:p>
@@ -3701,20 +4708,20 @@
     </w:p>
     <w:tbl>
       <w:tblPr>
-        <w:tblW w:w="6062" w:type="dxa"/>
+        <w:tblW w:w="5000" w:type="pct"/>
         <w:jc w:val="left"/>
-        <w:tblInd w:w="0" w:type="dxa"/>
+        <w:tblInd w:w="-7" w:type="dxa"/>
         <w:tblLayout w:type="fixed"/>
         <w:tblCellMar>
-          <w:top w:w="28" w:type="dxa"/>
-          <w:left w:w="28" w:type="dxa"/>
-          <w:bottom w:w="28" w:type="dxa"/>
-          <w:right w:w="28" w:type="dxa"/>
+          <w:top w:w="60" w:type="dxa"/>
+          <w:left w:w="60" w:type="dxa"/>
+          <w:bottom w:w="60" w:type="dxa"/>
+          <w:right w:w="60" w:type="dxa"/>
         </w:tblCellMar>
       </w:tblPr>
       <w:tblGrid>
-        <w:gridCol w:w="2551"/>
-        <w:gridCol w:w="3511"/>
+        <w:gridCol w:w="4804"/>
+        <w:gridCol w:w="6534"/>
       </w:tblGrid>
       <w:tr>
         <w:trPr>
@@ -3722,44 +4729,60 @@
         </w:trPr>
         <w:tc>
           <w:tcPr>
-            <w:tcW w:w="2551" w:type="dxa"/>
-            <w:tcBorders/>
+            <w:tcW w:w="4804" w:type="dxa"/>
+            <w:tcBorders>
+              <w:top w:val="single" w:sz="6" w:space="0" w:color="BFC7D5"/>
+              <w:left w:val="single" w:sz="6" w:space="0" w:color="BFC7D5"/>
+              <w:bottom w:val="single" w:sz="2" w:space="0" w:color="BFC7D5"/>
+              <w:right w:val="single" w:sz="6" w:space="0" w:color="BFC7D5"/>
+            </w:tcBorders>
+            <w:shd w:fill="1F3A5F" w:val="clear"/>
             <w:vAlign w:val="center"/>
           </w:tcPr>
           <w:p>
             <w:pPr>
               <w:pStyle w:val="TableHeading"/>
-              <w:suppressLineNumbers/>
-              <w:shd w:fill="1F3A5F" w:val="clear"/>
-              <w:bidi w:val="0"/>
-              <w:spacing w:before="0" w:after="283"/>
-              <w:jc w:val="center"/>
-              <w:rPr/>
-            </w:pPr>
-            <w:r>
-              <w:rPr/>
+              <w:bidi w:val="0"/>
+              <w:spacing w:before="0" w:after="283"/>
+              <w:jc w:val="left"/>
+              <w:rPr>
+                <w:color w:val="FFFFFF"/>
+              </w:rPr>
+            </w:pPr>
+            <w:r>
+              <w:rPr>
+                <w:color w:val="FFFFFF"/>
+              </w:rPr>
               <w:t>Field</w:t>
             </w:r>
           </w:p>
         </w:tc>
         <w:tc>
           <w:tcPr>
-            <w:tcW w:w="3511" w:type="dxa"/>
-            <w:tcBorders/>
+            <w:tcW w:w="6534" w:type="dxa"/>
+            <w:tcBorders>
+              <w:top w:val="single" w:sz="6" w:space="0" w:color="BFC7D5"/>
+              <w:left w:val="single" w:sz="2" w:space="0" w:color="BFC7D5"/>
+              <w:bottom w:val="single" w:sz="2" w:space="0" w:color="BFC7D5"/>
+              <w:right w:val="single" w:sz="6" w:space="0" w:color="BFC7D5"/>
+            </w:tcBorders>
+            <w:shd w:fill="1F3A5F" w:val="clear"/>
             <w:vAlign w:val="center"/>
           </w:tcPr>
           <w:p>
             <w:pPr>
               <w:pStyle w:val="TableHeading"/>
-              <w:suppressLineNumbers/>
-              <w:shd w:fill="1F3A5F" w:val="clear"/>
-              <w:bidi w:val="0"/>
-              <w:spacing w:before="0" w:after="283"/>
-              <w:jc w:val="center"/>
-              <w:rPr/>
-            </w:pPr>
-            <w:r>
-              <w:rPr/>
+              <w:bidi w:val="0"/>
+              <w:spacing w:before="0" w:after="283"/>
+              <w:jc w:val="left"/>
+              <w:rPr>
+                <w:color w:val="FFFFFF"/>
+              </w:rPr>
+            </w:pPr>
+            <w:r>
+              <w:rPr>
+                <w:color w:val="FFFFFF"/>
+              </w:rPr>
               <w:t>Entry</w:t>
             </w:r>
           </w:p>
@@ -3769,8 +4792,12 @@
         <w:trPr/>
         <w:tc>
           <w:tcPr>
-            <w:tcW w:w="2551" w:type="dxa"/>
-            <w:tcBorders/>
+            <w:tcW w:w="4804" w:type="dxa"/>
+            <w:tcBorders>
+              <w:left w:val="single" w:sz="6" w:space="0" w:color="BFC7D5"/>
+              <w:bottom w:val="single" w:sz="2" w:space="0" w:color="BFC7D5"/>
+              <w:right w:val="single" w:sz="6" w:space="0" w:color="BFC7D5"/>
+            </w:tcBorders>
             <w:vAlign w:val="center"/>
           </w:tcPr>
           <w:p>
@@ -3789,8 +4816,12 @@
         </w:tc>
         <w:tc>
           <w:tcPr>
-            <w:tcW w:w="3511" w:type="dxa"/>
-            <w:tcBorders/>
+            <w:tcW w:w="6534" w:type="dxa"/>
+            <w:tcBorders>
+              <w:left w:val="single" w:sz="2" w:space="0" w:color="BFC7D5"/>
+              <w:bottom w:val="single" w:sz="2" w:space="0" w:color="BFC7D5"/>
+              <w:right w:val="single" w:sz="6" w:space="0" w:color="BFC7D5"/>
+            </w:tcBorders>
             <w:vAlign w:val="center"/>
           </w:tcPr>
           <w:p>
@@ -3814,8 +4845,12 @@
         <w:trPr/>
         <w:tc>
           <w:tcPr>
-            <w:tcW w:w="2551" w:type="dxa"/>
-            <w:tcBorders/>
+            <w:tcW w:w="4804" w:type="dxa"/>
+            <w:tcBorders>
+              <w:left w:val="single" w:sz="6" w:space="0" w:color="BFC7D5"/>
+              <w:bottom w:val="single" w:sz="2" w:space="0" w:color="BFC7D5"/>
+              <w:right w:val="single" w:sz="6" w:space="0" w:color="BFC7D5"/>
+            </w:tcBorders>
             <w:vAlign w:val="center"/>
           </w:tcPr>
           <w:p>
@@ -3834,8 +4869,12 @@
         </w:tc>
         <w:tc>
           <w:tcPr>
-            <w:tcW w:w="3511" w:type="dxa"/>
-            <w:tcBorders/>
+            <w:tcW w:w="6534" w:type="dxa"/>
+            <w:tcBorders>
+              <w:left w:val="single" w:sz="2" w:space="0" w:color="BFC7D5"/>
+              <w:bottom w:val="single" w:sz="2" w:space="0" w:color="BFC7D5"/>
+              <w:right w:val="single" w:sz="6" w:space="0" w:color="BFC7D5"/>
+            </w:tcBorders>
             <w:vAlign w:val="center"/>
           </w:tcPr>
           <w:p>
@@ -3859,8 +4898,12 @@
         <w:trPr/>
         <w:tc>
           <w:tcPr>
-            <w:tcW w:w="2551" w:type="dxa"/>
-            <w:tcBorders/>
+            <w:tcW w:w="4804" w:type="dxa"/>
+            <w:tcBorders>
+              <w:left w:val="single" w:sz="6" w:space="0" w:color="BFC7D5"/>
+              <w:bottom w:val="single" w:sz="2" w:space="0" w:color="BFC7D5"/>
+              <w:right w:val="single" w:sz="6" w:space="0" w:color="BFC7D5"/>
+            </w:tcBorders>
             <w:vAlign w:val="center"/>
           </w:tcPr>
           <w:p>
@@ -3879,8 +4922,12 @@
         </w:tc>
         <w:tc>
           <w:tcPr>
-            <w:tcW w:w="3511" w:type="dxa"/>
-            <w:tcBorders/>
+            <w:tcW w:w="6534" w:type="dxa"/>
+            <w:tcBorders>
+              <w:left w:val="single" w:sz="2" w:space="0" w:color="BFC7D5"/>
+              <w:bottom w:val="single" w:sz="2" w:space="0" w:color="BFC7D5"/>
+              <w:right w:val="single" w:sz="6" w:space="0" w:color="BFC7D5"/>
+            </w:tcBorders>
             <w:vAlign w:val="center"/>
           </w:tcPr>
           <w:p>
@@ -3904,8 +4951,12 @@
         <w:trPr/>
         <w:tc>
           <w:tcPr>
-            <w:tcW w:w="2551" w:type="dxa"/>
-            <w:tcBorders/>
+            <w:tcW w:w="4804" w:type="dxa"/>
+            <w:tcBorders>
+              <w:left w:val="single" w:sz="6" w:space="0" w:color="BFC7D5"/>
+              <w:bottom w:val="single" w:sz="6" w:space="0" w:color="BFC7D5"/>
+              <w:right w:val="single" w:sz="6" w:space="0" w:color="BFC7D5"/>
+            </w:tcBorders>
             <w:vAlign w:val="center"/>
           </w:tcPr>
           <w:p>
@@ -3924,8 +4975,12 @@
         </w:tc>
         <w:tc>
           <w:tcPr>
-            <w:tcW w:w="3511" w:type="dxa"/>
-            <w:tcBorders/>
+            <w:tcW w:w="6534" w:type="dxa"/>
+            <w:tcBorders>
+              <w:left w:val="single" w:sz="2" w:space="0" w:color="BFC7D5"/>
+              <w:bottom w:val="single" w:sz="6" w:space="0" w:color="BFC7D5"/>
+              <w:right w:val="single" w:sz="6" w:space="0" w:color="BFC7D5"/>
+            </w:tcBorders>
             <w:vAlign w:val="center"/>
           </w:tcPr>
           <w:p>
@@ -3960,22 +5015,22 @@
     </w:p>
     <w:tbl>
       <w:tblPr>
-        <w:tblW w:w="8794" w:type="dxa"/>
+        <w:tblW w:w="5000" w:type="pct"/>
         <w:jc w:val="left"/>
-        <w:tblInd w:w="0" w:type="dxa"/>
+        <w:tblInd w:w="-7" w:type="dxa"/>
         <w:tblLayout w:type="fixed"/>
         <w:tblCellMar>
-          <w:top w:w="28" w:type="dxa"/>
-          <w:left w:w="28" w:type="dxa"/>
-          <w:bottom w:w="28" w:type="dxa"/>
-          <w:right w:w="28" w:type="dxa"/>
+          <w:top w:w="60" w:type="dxa"/>
+          <w:left w:w="60" w:type="dxa"/>
+          <w:bottom w:w="60" w:type="dxa"/>
+          <w:right w:w="60" w:type="dxa"/>
         </w:tblCellMar>
       </w:tblPr>
       <w:tblGrid>
-        <w:gridCol w:w="1891"/>
-        <w:gridCol w:w="3811"/>
-        <w:gridCol w:w="1261"/>
-        <w:gridCol w:w="1831"/>
+        <w:gridCol w:w="2451"/>
+        <w:gridCol w:w="4898"/>
+        <w:gridCol w:w="1651"/>
+        <w:gridCol w:w="2338"/>
       </w:tblGrid>
       <w:tr>
         <w:trPr>
@@ -3983,88 +5038,120 @@
         </w:trPr>
         <w:tc>
           <w:tcPr>
-            <w:tcW w:w="1891" w:type="dxa"/>
-            <w:tcBorders/>
+            <w:tcW w:w="2451" w:type="dxa"/>
+            <w:tcBorders>
+              <w:top w:val="single" w:sz="6" w:space="0" w:color="BFC7D5"/>
+              <w:left w:val="single" w:sz="6" w:space="0" w:color="BFC7D5"/>
+              <w:bottom w:val="single" w:sz="2" w:space="0" w:color="BFC7D5"/>
+              <w:right w:val="single" w:sz="6" w:space="0" w:color="BFC7D5"/>
+            </w:tcBorders>
+            <w:shd w:fill="1F3A5F" w:val="clear"/>
             <w:vAlign w:val="center"/>
           </w:tcPr>
           <w:p>
             <w:pPr>
               <w:pStyle w:val="TableHeading"/>
-              <w:suppressLineNumbers/>
-              <w:shd w:fill="1F3A5F" w:val="clear"/>
-              <w:bidi w:val="0"/>
-              <w:spacing w:before="0" w:after="283"/>
-              <w:jc w:val="center"/>
-              <w:rPr/>
-            </w:pPr>
-            <w:r>
-              <w:rPr/>
+              <w:bidi w:val="0"/>
+              <w:spacing w:before="0" w:after="283"/>
+              <w:jc w:val="left"/>
+              <w:rPr>
+                <w:color w:val="FFFFFF"/>
+              </w:rPr>
+            </w:pPr>
+            <w:r>
+              <w:rPr>
+                <w:color w:val="FFFFFF"/>
+              </w:rPr>
               <w:t>#</w:t>
             </w:r>
           </w:p>
         </w:tc>
         <w:tc>
           <w:tcPr>
-            <w:tcW w:w="3811" w:type="dxa"/>
-            <w:tcBorders/>
+            <w:tcW w:w="4898" w:type="dxa"/>
+            <w:tcBorders>
+              <w:top w:val="single" w:sz="6" w:space="0" w:color="BFC7D5"/>
+              <w:left w:val="single" w:sz="2" w:space="0" w:color="BFC7D5"/>
+              <w:bottom w:val="single" w:sz="2" w:space="0" w:color="BFC7D5"/>
+              <w:right w:val="single" w:sz="6" w:space="0" w:color="BFC7D5"/>
+            </w:tcBorders>
+            <w:shd w:fill="1F3A5F" w:val="clear"/>
             <w:vAlign w:val="center"/>
           </w:tcPr>
           <w:p>
             <w:pPr>
               <w:pStyle w:val="TableHeading"/>
-              <w:suppressLineNumbers/>
-              <w:shd w:fill="1F3A5F" w:val="clear"/>
-              <w:bidi w:val="0"/>
-              <w:spacing w:before="0" w:after="283"/>
-              <w:jc w:val="center"/>
-              <w:rPr/>
-            </w:pPr>
-            <w:r>
-              <w:rPr/>
+              <w:bidi w:val="0"/>
+              <w:spacing w:before="0" w:after="283"/>
+              <w:jc w:val="left"/>
+              <w:rPr>
+                <w:color w:val="FFFFFF"/>
+              </w:rPr>
+            </w:pPr>
+            <w:r>
+              <w:rPr>
+                <w:color w:val="FFFFFF"/>
+              </w:rPr>
               <w:t>Check</w:t>
             </w:r>
           </w:p>
         </w:tc>
         <w:tc>
           <w:tcPr>
-            <w:tcW w:w="1261" w:type="dxa"/>
-            <w:tcBorders/>
+            <w:tcW w:w="1651" w:type="dxa"/>
+            <w:tcBorders>
+              <w:top w:val="single" w:sz="6" w:space="0" w:color="BFC7D5"/>
+              <w:left w:val="single" w:sz="2" w:space="0" w:color="BFC7D5"/>
+              <w:bottom w:val="single" w:sz="2" w:space="0" w:color="BFC7D5"/>
+              <w:right w:val="single" w:sz="6" w:space="0" w:color="BFC7D5"/>
+            </w:tcBorders>
+            <w:shd w:fill="1F3A5F" w:val="clear"/>
             <w:vAlign w:val="center"/>
           </w:tcPr>
           <w:p>
             <w:pPr>
               <w:pStyle w:val="TableHeading"/>
-              <w:suppressLineNumbers/>
-              <w:shd w:fill="1F3A5F" w:val="clear"/>
-              <w:bidi w:val="0"/>
-              <w:spacing w:before="0" w:after="283"/>
-              <w:jc w:val="center"/>
-              <w:rPr/>
-            </w:pPr>
-            <w:r>
-              <w:rPr/>
+              <w:bidi w:val="0"/>
+              <w:spacing w:before="0" w:after="283"/>
+              <w:jc w:val="left"/>
+              <w:rPr>
+                <w:color w:val="FFFFFF"/>
+              </w:rPr>
+            </w:pPr>
+            <w:r>
+              <w:rPr>
+                <w:color w:val="FFFFFF"/>
+              </w:rPr>
               <w:t>Result</w:t>
             </w:r>
           </w:p>
         </w:tc>
         <w:tc>
           <w:tcPr>
-            <w:tcW w:w="1831" w:type="dxa"/>
-            <w:tcBorders/>
+            <w:tcW w:w="2338" w:type="dxa"/>
+            <w:tcBorders>
+              <w:top w:val="single" w:sz="6" w:space="0" w:color="BFC7D5"/>
+              <w:left w:val="single" w:sz="2" w:space="0" w:color="BFC7D5"/>
+              <w:bottom w:val="single" w:sz="2" w:space="0" w:color="BFC7D5"/>
+              <w:right w:val="single" w:sz="6" w:space="0" w:color="BFC7D5"/>
+            </w:tcBorders>
+            <w:shd w:fill="1F3A5F" w:val="clear"/>
             <w:vAlign w:val="center"/>
           </w:tcPr>
           <w:p>
             <w:pPr>
               <w:pStyle w:val="TableHeading"/>
-              <w:suppressLineNumbers/>
-              <w:shd w:fill="1F3A5F" w:val="clear"/>
-              <w:bidi w:val="0"/>
-              <w:spacing w:before="0" w:after="283"/>
-              <w:jc w:val="center"/>
-              <w:rPr/>
-            </w:pPr>
-            <w:r>
-              <w:rPr/>
+              <w:bidi w:val="0"/>
+              <w:spacing w:before="0" w:after="283"/>
+              <w:jc w:val="left"/>
+              <w:rPr>
+                <w:color w:val="FFFFFF"/>
+              </w:rPr>
+            </w:pPr>
+            <w:r>
+              <w:rPr>
+                <w:color w:val="FFFFFF"/>
+              </w:rPr>
               <w:t>Evidence</w:t>
             </w:r>
           </w:p>
@@ -4074,8 +5161,12 @@
         <w:trPr/>
         <w:tc>
           <w:tcPr>
-            <w:tcW w:w="1891" w:type="dxa"/>
-            <w:tcBorders/>
+            <w:tcW w:w="2451" w:type="dxa"/>
+            <w:tcBorders>
+              <w:left w:val="single" w:sz="6" w:space="0" w:color="BFC7D5"/>
+              <w:bottom w:val="single" w:sz="2" w:space="0" w:color="BFC7D5"/>
+              <w:right w:val="single" w:sz="6" w:space="0" w:color="BFC7D5"/>
+            </w:tcBorders>
             <w:vAlign w:val="center"/>
           </w:tcPr>
           <w:p>
@@ -4094,8 +5185,12 @@
         </w:tc>
         <w:tc>
           <w:tcPr>
-            <w:tcW w:w="3811" w:type="dxa"/>
-            <w:tcBorders/>
+            <w:tcW w:w="4898" w:type="dxa"/>
+            <w:tcBorders>
+              <w:left w:val="single" w:sz="2" w:space="0" w:color="BFC7D5"/>
+              <w:bottom w:val="single" w:sz="2" w:space="0" w:color="BFC7D5"/>
+              <w:right w:val="single" w:sz="6" w:space="0" w:color="BFC7D5"/>
+            </w:tcBorders>
             <w:vAlign w:val="center"/>
           </w:tcPr>
           <w:p>
@@ -4114,8 +5209,12 @@
         </w:tc>
         <w:tc>
           <w:tcPr>
-            <w:tcW w:w="1261" w:type="dxa"/>
-            <w:tcBorders/>
+            <w:tcW w:w="1651" w:type="dxa"/>
+            <w:tcBorders>
+              <w:left w:val="single" w:sz="2" w:space="0" w:color="BFC7D5"/>
+              <w:bottom w:val="single" w:sz="2" w:space="0" w:color="BFC7D5"/>
+              <w:right w:val="single" w:sz="6" w:space="0" w:color="BFC7D5"/>
+            </w:tcBorders>
             <w:vAlign w:val="center"/>
           </w:tcPr>
           <w:p>
@@ -4138,8 +5237,12 @@
         </w:tc>
         <w:tc>
           <w:tcPr>
-            <w:tcW w:w="1831" w:type="dxa"/>
-            <w:tcBorders/>
+            <w:tcW w:w="2338" w:type="dxa"/>
+            <w:tcBorders>
+              <w:left w:val="single" w:sz="2" w:space="0" w:color="BFC7D5"/>
+              <w:bottom w:val="single" w:sz="2" w:space="0" w:color="BFC7D5"/>
+              <w:right w:val="single" w:sz="6" w:space="0" w:color="BFC7D5"/>
+            </w:tcBorders>
             <w:vAlign w:val="center"/>
           </w:tcPr>
           <w:p>
@@ -4163,8 +5266,12 @@
         <w:trPr/>
         <w:tc>
           <w:tcPr>
-            <w:tcW w:w="1891" w:type="dxa"/>
-            <w:tcBorders/>
+            <w:tcW w:w="2451" w:type="dxa"/>
+            <w:tcBorders>
+              <w:left w:val="single" w:sz="6" w:space="0" w:color="BFC7D5"/>
+              <w:bottom w:val="single" w:sz="2" w:space="0" w:color="BFC7D5"/>
+              <w:right w:val="single" w:sz="6" w:space="0" w:color="BFC7D5"/>
+            </w:tcBorders>
             <w:vAlign w:val="center"/>
           </w:tcPr>
           <w:p>
@@ -4183,8 +5290,12 @@
         </w:tc>
         <w:tc>
           <w:tcPr>
-            <w:tcW w:w="3811" w:type="dxa"/>
-            <w:tcBorders/>
+            <w:tcW w:w="4898" w:type="dxa"/>
+            <w:tcBorders>
+              <w:left w:val="single" w:sz="2" w:space="0" w:color="BFC7D5"/>
+              <w:bottom w:val="single" w:sz="2" w:space="0" w:color="BFC7D5"/>
+              <w:right w:val="single" w:sz="6" w:space="0" w:color="BFC7D5"/>
+            </w:tcBorders>
             <w:vAlign w:val="center"/>
           </w:tcPr>
           <w:p>
@@ -4203,8 +5314,12 @@
         </w:tc>
         <w:tc>
           <w:tcPr>
-            <w:tcW w:w="1261" w:type="dxa"/>
-            <w:tcBorders/>
+            <w:tcW w:w="1651" w:type="dxa"/>
+            <w:tcBorders>
+              <w:left w:val="single" w:sz="2" w:space="0" w:color="BFC7D5"/>
+              <w:bottom w:val="single" w:sz="2" w:space="0" w:color="BFC7D5"/>
+              <w:right w:val="single" w:sz="6" w:space="0" w:color="BFC7D5"/>
+            </w:tcBorders>
             <w:vAlign w:val="center"/>
           </w:tcPr>
           <w:p>
@@ -4227,8 +5342,12 @@
         </w:tc>
         <w:tc>
           <w:tcPr>
-            <w:tcW w:w="1831" w:type="dxa"/>
-            <w:tcBorders/>
+            <w:tcW w:w="2338" w:type="dxa"/>
+            <w:tcBorders>
+              <w:left w:val="single" w:sz="2" w:space="0" w:color="BFC7D5"/>
+              <w:bottom w:val="single" w:sz="2" w:space="0" w:color="BFC7D5"/>
+              <w:right w:val="single" w:sz="6" w:space="0" w:color="BFC7D5"/>
+            </w:tcBorders>
             <w:vAlign w:val="center"/>
           </w:tcPr>
           <w:p>
@@ -4252,8 +5371,12 @@
         <w:trPr/>
         <w:tc>
           <w:tcPr>
-            <w:tcW w:w="1891" w:type="dxa"/>
-            <w:tcBorders/>
+            <w:tcW w:w="2451" w:type="dxa"/>
+            <w:tcBorders>
+              <w:left w:val="single" w:sz="6" w:space="0" w:color="BFC7D5"/>
+              <w:bottom w:val="single" w:sz="2" w:space="0" w:color="BFC7D5"/>
+              <w:right w:val="single" w:sz="6" w:space="0" w:color="BFC7D5"/>
+            </w:tcBorders>
             <w:vAlign w:val="center"/>
           </w:tcPr>
           <w:p>
@@ -4272,8 +5395,12 @@
         </w:tc>
         <w:tc>
           <w:tcPr>
-            <w:tcW w:w="3811" w:type="dxa"/>
-            <w:tcBorders/>
+            <w:tcW w:w="4898" w:type="dxa"/>
+            <w:tcBorders>
+              <w:left w:val="single" w:sz="2" w:space="0" w:color="BFC7D5"/>
+              <w:bottom w:val="single" w:sz="2" w:space="0" w:color="BFC7D5"/>
+              <w:right w:val="single" w:sz="6" w:space="0" w:color="BFC7D5"/>
+            </w:tcBorders>
             <w:vAlign w:val="center"/>
           </w:tcPr>
           <w:p>
@@ -4292,8 +5419,12 @@
         </w:tc>
         <w:tc>
           <w:tcPr>
-            <w:tcW w:w="1261" w:type="dxa"/>
-            <w:tcBorders/>
+            <w:tcW w:w="1651" w:type="dxa"/>
+            <w:tcBorders>
+              <w:left w:val="single" w:sz="2" w:space="0" w:color="BFC7D5"/>
+              <w:bottom w:val="single" w:sz="2" w:space="0" w:color="BFC7D5"/>
+              <w:right w:val="single" w:sz="6" w:space="0" w:color="BFC7D5"/>
+            </w:tcBorders>
             <w:vAlign w:val="center"/>
           </w:tcPr>
           <w:p>
@@ -4316,8 +5447,12 @@
         </w:tc>
         <w:tc>
           <w:tcPr>
-            <w:tcW w:w="1831" w:type="dxa"/>
-            <w:tcBorders/>
+            <w:tcW w:w="2338" w:type="dxa"/>
+            <w:tcBorders>
+              <w:left w:val="single" w:sz="2" w:space="0" w:color="BFC7D5"/>
+              <w:bottom w:val="single" w:sz="2" w:space="0" w:color="BFC7D5"/>
+              <w:right w:val="single" w:sz="6" w:space="0" w:color="BFC7D5"/>
+            </w:tcBorders>
             <w:vAlign w:val="center"/>
           </w:tcPr>
           <w:p>
@@ -4341,8 +5476,12 @@
         <w:trPr/>
         <w:tc>
           <w:tcPr>
-            <w:tcW w:w="1891" w:type="dxa"/>
-            <w:tcBorders/>
+            <w:tcW w:w="2451" w:type="dxa"/>
+            <w:tcBorders>
+              <w:left w:val="single" w:sz="6" w:space="0" w:color="BFC7D5"/>
+              <w:bottom w:val="single" w:sz="6" w:space="0" w:color="BFC7D5"/>
+              <w:right w:val="single" w:sz="6" w:space="0" w:color="BFC7D5"/>
+            </w:tcBorders>
             <w:vAlign w:val="center"/>
           </w:tcPr>
           <w:p>
@@ -4361,8 +5500,12 @@
         </w:tc>
         <w:tc>
           <w:tcPr>
-            <w:tcW w:w="3811" w:type="dxa"/>
-            <w:tcBorders/>
+            <w:tcW w:w="4898" w:type="dxa"/>
+            <w:tcBorders>
+              <w:left w:val="single" w:sz="2" w:space="0" w:color="BFC7D5"/>
+              <w:bottom w:val="single" w:sz="6" w:space="0" w:color="BFC7D5"/>
+              <w:right w:val="single" w:sz="6" w:space="0" w:color="BFC7D5"/>
+            </w:tcBorders>
             <w:vAlign w:val="center"/>
           </w:tcPr>
           <w:p>
@@ -4393,8 +5536,12 @@
         </w:tc>
         <w:tc>
           <w:tcPr>
-            <w:tcW w:w="1261" w:type="dxa"/>
-            <w:tcBorders/>
+            <w:tcW w:w="1651" w:type="dxa"/>
+            <w:tcBorders>
+              <w:left w:val="single" w:sz="2" w:space="0" w:color="BFC7D5"/>
+              <w:bottom w:val="single" w:sz="6" w:space="0" w:color="BFC7D5"/>
+              <w:right w:val="single" w:sz="6" w:space="0" w:color="BFC7D5"/>
+            </w:tcBorders>
             <w:vAlign w:val="center"/>
           </w:tcPr>
           <w:p>
@@ -4418,8 +5565,12 @@
         </w:tc>
         <w:tc>
           <w:tcPr>
-            <w:tcW w:w="1831" w:type="dxa"/>
-            <w:tcBorders/>
+            <w:tcW w:w="2338" w:type="dxa"/>
+            <w:tcBorders>
+              <w:left w:val="single" w:sz="2" w:space="0" w:color="BFC7D5"/>
+              <w:bottom w:val="single" w:sz="6" w:space="0" w:color="BFC7D5"/>
+              <w:right w:val="single" w:sz="6" w:space="0" w:color="BFC7D5"/>
+            </w:tcBorders>
             <w:vAlign w:val="center"/>
           </w:tcPr>
           <w:p>
@@ -4457,20 +5608,20 @@
     </w:p>
     <w:tbl>
       <w:tblPr>
-        <w:tblW w:w="7442" w:type="dxa"/>
+        <w:tblW w:w="5000" w:type="pct"/>
         <w:jc w:val="left"/>
-        <w:tblInd w:w="0" w:type="dxa"/>
+        <w:tblInd w:w="-7" w:type="dxa"/>
         <w:tblLayout w:type="fixed"/>
         <w:tblCellMar>
-          <w:top w:w="28" w:type="dxa"/>
-          <w:left w:w="28" w:type="dxa"/>
-          <w:bottom w:w="28" w:type="dxa"/>
-          <w:right w:w="28" w:type="dxa"/>
+          <w:top w:w="60" w:type="dxa"/>
+          <w:left w:w="60" w:type="dxa"/>
+          <w:bottom w:w="60" w:type="dxa"/>
+          <w:right w:w="60" w:type="dxa"/>
         </w:tblCellMar>
       </w:tblPr>
       <w:tblGrid>
-        <w:gridCol w:w="3091"/>
-        <w:gridCol w:w="4351"/>
+        <w:gridCol w:w="4736"/>
+        <w:gridCol w:w="6602"/>
       </w:tblGrid>
       <w:tr>
         <w:trPr>
@@ -4478,44 +5629,60 @@
         </w:trPr>
         <w:tc>
           <w:tcPr>
-            <w:tcW w:w="3091" w:type="dxa"/>
-            <w:tcBorders/>
+            <w:tcW w:w="4736" w:type="dxa"/>
+            <w:tcBorders>
+              <w:top w:val="single" w:sz="6" w:space="0" w:color="BFC7D5"/>
+              <w:left w:val="single" w:sz="6" w:space="0" w:color="BFC7D5"/>
+              <w:bottom w:val="single" w:sz="2" w:space="0" w:color="BFC7D5"/>
+              <w:right w:val="single" w:sz="6" w:space="0" w:color="BFC7D5"/>
+            </w:tcBorders>
+            <w:shd w:fill="1F3A5F" w:val="clear"/>
             <w:vAlign w:val="center"/>
           </w:tcPr>
           <w:p>
             <w:pPr>
               <w:pStyle w:val="TableHeading"/>
-              <w:suppressLineNumbers/>
-              <w:shd w:fill="1F3A5F" w:val="clear"/>
-              <w:bidi w:val="0"/>
-              <w:spacing w:before="0" w:after="283"/>
-              <w:jc w:val="center"/>
-              <w:rPr/>
-            </w:pPr>
-            <w:r>
-              <w:rPr/>
+              <w:bidi w:val="0"/>
+              <w:spacing w:before="0" w:after="283"/>
+              <w:jc w:val="left"/>
+              <w:rPr>
+                <w:color w:val="FFFFFF"/>
+              </w:rPr>
+            </w:pPr>
+            <w:r>
+              <w:rPr>
+                <w:color w:val="FFFFFF"/>
+              </w:rPr>
               <w:t>Field</w:t>
             </w:r>
           </w:p>
         </w:tc>
         <w:tc>
           <w:tcPr>
-            <w:tcW w:w="4351" w:type="dxa"/>
-            <w:tcBorders/>
+            <w:tcW w:w="6602" w:type="dxa"/>
+            <w:tcBorders>
+              <w:top w:val="single" w:sz="6" w:space="0" w:color="BFC7D5"/>
+              <w:left w:val="single" w:sz="2" w:space="0" w:color="BFC7D5"/>
+              <w:bottom w:val="single" w:sz="2" w:space="0" w:color="BFC7D5"/>
+              <w:right w:val="single" w:sz="6" w:space="0" w:color="BFC7D5"/>
+            </w:tcBorders>
+            <w:shd w:fill="1F3A5F" w:val="clear"/>
             <w:vAlign w:val="center"/>
           </w:tcPr>
           <w:p>
             <w:pPr>
               <w:pStyle w:val="TableHeading"/>
-              <w:suppressLineNumbers/>
-              <w:shd w:fill="1F3A5F" w:val="clear"/>
-              <w:bidi w:val="0"/>
-              <w:spacing w:before="0" w:after="283"/>
-              <w:jc w:val="center"/>
-              <w:rPr/>
-            </w:pPr>
-            <w:r>
-              <w:rPr/>
+              <w:bidi w:val="0"/>
+              <w:spacing w:before="0" w:after="283"/>
+              <w:jc w:val="left"/>
+              <w:rPr>
+                <w:color w:val="FFFFFF"/>
+              </w:rPr>
+            </w:pPr>
+            <w:r>
+              <w:rPr>
+                <w:color w:val="FFFFFF"/>
+              </w:rPr>
               <w:t>Entry</w:t>
             </w:r>
           </w:p>
@@ -4525,8 +5692,12 @@
         <w:trPr/>
         <w:tc>
           <w:tcPr>
-            <w:tcW w:w="3091" w:type="dxa"/>
-            <w:tcBorders/>
+            <w:tcW w:w="4736" w:type="dxa"/>
+            <w:tcBorders>
+              <w:left w:val="single" w:sz="6" w:space="0" w:color="BFC7D5"/>
+              <w:bottom w:val="single" w:sz="2" w:space="0" w:color="BFC7D5"/>
+              <w:right w:val="single" w:sz="6" w:space="0" w:color="BFC7D5"/>
+            </w:tcBorders>
             <w:vAlign w:val="center"/>
           </w:tcPr>
           <w:p>
@@ -4545,8 +5716,12 @@
         </w:tc>
         <w:tc>
           <w:tcPr>
-            <w:tcW w:w="4351" w:type="dxa"/>
-            <w:tcBorders/>
+            <w:tcW w:w="6602" w:type="dxa"/>
+            <w:tcBorders>
+              <w:left w:val="single" w:sz="2" w:space="0" w:color="BFC7D5"/>
+              <w:bottom w:val="single" w:sz="2" w:space="0" w:color="BFC7D5"/>
+              <w:right w:val="single" w:sz="6" w:space="0" w:color="BFC7D5"/>
+            </w:tcBorders>
             <w:vAlign w:val="center"/>
           </w:tcPr>
           <w:p>
@@ -4570,8 +5745,12 @@
         <w:trPr/>
         <w:tc>
           <w:tcPr>
-            <w:tcW w:w="3091" w:type="dxa"/>
-            <w:tcBorders/>
+            <w:tcW w:w="4736" w:type="dxa"/>
+            <w:tcBorders>
+              <w:left w:val="single" w:sz="6" w:space="0" w:color="BFC7D5"/>
+              <w:bottom w:val="single" w:sz="2" w:space="0" w:color="BFC7D5"/>
+              <w:right w:val="single" w:sz="6" w:space="0" w:color="BFC7D5"/>
+            </w:tcBorders>
             <w:vAlign w:val="center"/>
           </w:tcPr>
           <w:p>
@@ -4590,8 +5769,12 @@
         </w:tc>
         <w:tc>
           <w:tcPr>
-            <w:tcW w:w="4351" w:type="dxa"/>
-            <w:tcBorders/>
+            <w:tcW w:w="6602" w:type="dxa"/>
+            <w:tcBorders>
+              <w:left w:val="single" w:sz="2" w:space="0" w:color="BFC7D5"/>
+              <w:bottom w:val="single" w:sz="2" w:space="0" w:color="BFC7D5"/>
+              <w:right w:val="single" w:sz="6" w:space="0" w:color="BFC7D5"/>
+            </w:tcBorders>
             <w:vAlign w:val="center"/>
           </w:tcPr>
           <w:p>
@@ -4615,8 +5798,12 @@
         <w:trPr/>
         <w:tc>
           <w:tcPr>
-            <w:tcW w:w="3091" w:type="dxa"/>
-            <w:tcBorders/>
+            <w:tcW w:w="4736" w:type="dxa"/>
+            <w:tcBorders>
+              <w:left w:val="single" w:sz="6" w:space="0" w:color="BFC7D5"/>
+              <w:bottom w:val="single" w:sz="2" w:space="0" w:color="BFC7D5"/>
+              <w:right w:val="single" w:sz="6" w:space="0" w:color="BFC7D5"/>
+            </w:tcBorders>
             <w:vAlign w:val="center"/>
           </w:tcPr>
           <w:p>
@@ -4635,8 +5822,12 @@
         </w:tc>
         <w:tc>
           <w:tcPr>
-            <w:tcW w:w="4351" w:type="dxa"/>
-            <w:tcBorders/>
+            <w:tcW w:w="6602" w:type="dxa"/>
+            <w:tcBorders>
+              <w:left w:val="single" w:sz="2" w:space="0" w:color="BFC7D5"/>
+              <w:bottom w:val="single" w:sz="2" w:space="0" w:color="BFC7D5"/>
+              <w:right w:val="single" w:sz="6" w:space="0" w:color="BFC7D5"/>
+            </w:tcBorders>
             <w:vAlign w:val="center"/>
           </w:tcPr>
           <w:p>
@@ -4668,8 +5859,12 @@
         <w:trPr/>
         <w:tc>
           <w:tcPr>
-            <w:tcW w:w="3091" w:type="dxa"/>
-            <w:tcBorders/>
+            <w:tcW w:w="4736" w:type="dxa"/>
+            <w:tcBorders>
+              <w:left w:val="single" w:sz="6" w:space="0" w:color="BFC7D5"/>
+              <w:bottom w:val="single" w:sz="2" w:space="0" w:color="BFC7D5"/>
+              <w:right w:val="single" w:sz="6" w:space="0" w:color="BFC7D5"/>
+            </w:tcBorders>
             <w:vAlign w:val="center"/>
           </w:tcPr>
           <w:p>
@@ -4688,8 +5883,12 @@
         </w:tc>
         <w:tc>
           <w:tcPr>
-            <w:tcW w:w="4351" w:type="dxa"/>
-            <w:tcBorders/>
+            <w:tcW w:w="6602" w:type="dxa"/>
+            <w:tcBorders>
+              <w:left w:val="single" w:sz="2" w:space="0" w:color="BFC7D5"/>
+              <w:bottom w:val="single" w:sz="2" w:space="0" w:color="BFC7D5"/>
+              <w:right w:val="single" w:sz="6" w:space="0" w:color="BFC7D5"/>
+            </w:tcBorders>
             <w:vAlign w:val="center"/>
           </w:tcPr>
           <w:p>
@@ -4713,8 +5912,12 @@
         <w:trPr/>
         <w:tc>
           <w:tcPr>
-            <w:tcW w:w="3091" w:type="dxa"/>
-            <w:tcBorders/>
+            <w:tcW w:w="4736" w:type="dxa"/>
+            <w:tcBorders>
+              <w:left w:val="single" w:sz="6" w:space="0" w:color="BFC7D5"/>
+              <w:bottom w:val="single" w:sz="6" w:space="0" w:color="BFC7D5"/>
+              <w:right w:val="single" w:sz="6" w:space="0" w:color="BFC7D5"/>
+            </w:tcBorders>
             <w:vAlign w:val="center"/>
           </w:tcPr>
           <w:p>
@@ -4733,8 +5936,12 @@
         </w:tc>
         <w:tc>
           <w:tcPr>
-            <w:tcW w:w="4351" w:type="dxa"/>
-            <w:tcBorders/>
+            <w:tcW w:w="6602" w:type="dxa"/>
+            <w:tcBorders>
+              <w:left w:val="single" w:sz="2" w:space="0" w:color="BFC7D5"/>
+              <w:bottom w:val="single" w:sz="6" w:space="0" w:color="BFC7D5"/>
+              <w:right w:val="single" w:sz="6" w:space="0" w:color="BFC7D5"/>
+            </w:tcBorders>
             <w:vAlign w:val="center"/>
           </w:tcPr>
           <w:p>
@@ -4909,27 +6116,17 @@
       </w:r>
       <w:r>
         <w:rPr/>
-        <w:t xml:space="preserve"> the repository currently has no tags and </w:t>
+        <w:t xml:space="preserve"> from v1.4.0 every release is an annotated tag created by </w:t>
       </w:r>
       <w:r>
         <w:rPr>
           <w:rStyle w:val="SourceText"/>
         </w:rPr>
-        <w:t>frontend/package.json</w:t>
+        <w:t>scripts/release.sh</w:t>
       </w:r>
       <w:r>
         <w:rPr/>
-        <w:t xml:space="preserve"> is </w:t>
-      </w:r>
-      <w:r>
-        <w:rPr>
-          <w:rStyle w:val="SourceText"/>
-        </w:rPr>
-        <w:t>"0.0.0"</w:t>
-      </w:r>
-      <w:r>
-        <w:rPr/>
-        <w:t xml:space="preserve">. Until that changes, the source revision SHA in the header is the authoritative identifier and the tag field is completed </w:t>
+        <w:t xml:space="preserve">. The source revision SHA in the header stays the authoritative identifier; the tag field is completed </w:t>
       </w:r>
       <w:r>
         <w:rPr>
@@ -4939,7 +6136,7 @@
       </w:r>
       <w:r>
         <w:rPr/>
-        <w:t xml:space="preserve">. </w:t>
+        <w:t xml:space="preserve"> only for a deployment made without a release. </w:t>
       </w:r>
     </w:p>
     <w:p>
